--- a/rapports/2026-06-06/EQ32/EQ32_sup_v2/DR_141102000010/75-47-68-43.docx
+++ b/rapports/2026-06-06/EQ32/EQ32_sup_v2/DR_141102000010/75-47-68-43.docx
@@ -297,7 +297,7 @@
           <w:color w:val="1F6FEB"/>
           <w:sz w:val="22"/>
         </w:rPr>
-        <w:t>⚠ INCOHÉRENCES À CORRIGER (129)</w:t>
+        <w:t>⚠ INCOHÉRENCES À CORRIGER (115)</w:t>
       </w:r>
     </w:p>
     <w:tbl>
@@ -1174,7 +1174,7 @@
                 <w:color w:val="16A34A"/>
                 <w:sz w:val="16"/>
               </w:rPr>
-              <w:t>—</w:t>
+              <w:t>s01q32, s01q36, s01q38, s04q37_modif, s02q33, s02q34, s01q00b</w:t>
             </w:r>
           </w:p>
         </w:tc>
@@ -1205,7 +1205,7 @@
                 <w:i w:val="0"/>
                 <w:sz w:val="17"/>
               </w:rPr>
-              <w:t>Incohérence!!! seulement les écoles gouvermentales paient les cotisations (Gouvernement, communauté, ONG ou organisation humanitaire).</w:t>
+              <w:t>Peu probable!!! Vu l'âge (18 ans) de Dieynaba Sagna ou l'année à laquelle Dieynaba Sagna a fréquenté l'école pour la dernière fois (.) le dernier diplome de Dieynaba Sagna ne peut être le Certificat d'études primaires (CEP), prière de corriger cette incohérence ou confirmer avec le QG.</w:t>
             </w:r>
           </w:p>
         </w:tc>
@@ -1264,7 +1264,7 @@
                 <w:color w:val="16A34A"/>
                 <w:sz w:val="16"/>
               </w:rPr>
-              <w:t>—</w:t>
+              <w:t>s00q10, s01q35, s01q36, s01q37, s02q04, s02q15, s01q00b, s02q17_code</w:t>
             </w:r>
           </w:p>
         </w:tc>
@@ -1295,7 +1295,7 @@
                 <w:i w:val="0"/>
                 <w:sz w:val="17"/>
               </w:rPr>
-              <w:t>Incohérence!!! seulement les écoles privées paient les frais de scolarité (y compris les frais d'inscription).</w:t>
+              <w:t>Avertissement!!! L'âge (20 ans) de Sadio Sagna avec son niveau d'étude (3ème année Secondaire 1 (Moyen) Général) semble incoherent, veuillez confirmer cette information avec le QG ou corriger l'incohérence.</w:t>
             </w:r>
           </w:p>
         </w:tc>
@@ -1385,7 +1385,7 @@
                 <w:i w:val="0"/>
                 <w:sz w:val="17"/>
               </w:rPr>
-              <w:t>Peu probable!!! Vu l'âge (18 ans) de Dieynaba Sagna ou l'année à laquelle Dieynaba Sagna a fréquenté l'école pour la dernière fois (.) le dernier diplome de Dieynaba Sagna ne peut être le Certificat d'études primaires (CEP), prière de corriger cette incohérence ou confirmer avec le QG.</w:t>
+              <w:t>Peu probable!!! Vu l'âge (20 ans) de Sadio Sagna ou l'année à laquelle Sadio Sagna a fréquenté l'école pour la dernière fois (.) le dernier diplome de Sadio Sagna ne peut être le Certificat d'études primaires (CEP), prière de corriger cette incohérence ou confirmer avec le QG.</w:t>
             </w:r>
           </w:p>
         </w:tc>
@@ -1444,7 +1444,7 @@
                 <w:color w:val="16A34A"/>
                 <w:sz w:val="16"/>
               </w:rPr>
-              <w:t>—</w:t>
+              <w:t>s01q32, s01q36, s01q38, s04q37_modif, s02q33, s02q34, s01q00b</w:t>
             </w:r>
           </w:p>
         </w:tc>
@@ -1475,7 +1475,7 @@
                 <w:i w:val="0"/>
                 <w:sz w:val="17"/>
               </w:rPr>
-              <w:t>Incoherent!!! Le niveau d'études suivi par Maïmouna  Sagna  au cours de l'année 2024/2025 est Primaire ou son niveau d'études le plus élevé atteint est  mais il déclare en 2.11 qu'il a obtenu comme résultat le Diplômé, études achevées.</w:t>
+              <w:t>Peu probable!!! Vu l'âge (15 ans) de Bocar Sagna ou l'année à laquelle Bocar Sagna a fréquenté l'école pour la dernière fois (.) le dernier diplome de Bocar Sagna ne peut être le Certificat d'études primaires (CEP), prière de corriger cette incohérence ou confirmer avec le QG.</w:t>
             </w:r>
           </w:p>
         </w:tc>
@@ -1565,7 +1565,7 @@
                 <w:i w:val="0"/>
                 <w:sz w:val="17"/>
               </w:rPr>
-              <w:t>Prière de corriger cette incoherence en 2.11.</w:t>
+              <w:t>Incoherent!!! Le niveau d'études suivi par Maïmouna  Sagna  au cours de l'année 2024/2025 est Primaire ou son niveau d'études le plus élevé atteint est  mais il déclare en 2.11 qu'il a obtenu comme résultat le Diplômé, études achevées.</w:t>
             </w:r>
           </w:p>
         </w:tc>
@@ -1624,7 +1624,7 @@
                 <w:color w:val="16A34A"/>
                 <w:sz w:val="16"/>
               </w:rPr>
-              <w:t>s01q32, s01q36, s01q38, s04q37_modif, s02q33, s02q34, s01q00b</w:t>
+              <w:t>—</w:t>
             </w:r>
           </w:p>
         </w:tc>
@@ -1655,7 +1655,7 @@
                 <w:i w:val="0"/>
                 <w:sz w:val="17"/>
               </w:rPr>
-              <w:t>Peu probable!!! Vu l'âge (12 ans) de Maïmouna  Sagna ou l'année à laquelle Maïmouna  Sagna a fréquenté l'école pour la dernière fois (.) le dernier diplome de Maïmouna  Sagna ne peut être le Certificat d'études primaires (CEP), prière de corriger cette incohérence ou confirmer avec le QG.</w:t>
+              <w:t>Prière de corriger cette incoherence en 2.11.</w:t>
             </w:r>
           </w:p>
         </w:tc>
@@ -1745,7 +1745,7 @@
                 <w:i w:val="0"/>
                 <w:sz w:val="17"/>
               </w:rPr>
-              <w:t>Peu probable!!! Vu l'âge (17 ans) de Demba Pierre  sagna ou l'année à laquelle Demba Pierre  sagna a fréquenté l'école pour la dernière fois (.) le dernier diplome de Demba Pierre  sagna ne peut être le Certificat d'études primaires (CEP), prière de corriger cette incohérence ou confirmer avec le QG.</w:t>
+              <w:t>Peu probable!!! Vu l'âge (12 ans) de Maïmouna  Sagna ou l'année à laquelle Maïmouna  Sagna a fréquenté l'école pour la dernière fois (.) le dernier diplome de Maïmouna  Sagna ne peut être le Certificat d'études primaires (CEP), prière de corriger cette incohérence ou confirmer avec le QG.</w:t>
             </w:r>
           </w:p>
         </w:tc>
@@ -1804,7 +1804,7 @@
                 <w:color w:val="16A34A"/>
                 <w:sz w:val="16"/>
               </w:rPr>
-              <w:t>s00q10, s01q35, s01q36, s01q37, s02q04, s02q15, s01q00b, s02q17_code</w:t>
+              <w:t>s02q33, s01q00b</w:t>
             </w:r>
           </w:p>
         </w:tc>
@@ -1835,7 +1835,7 @@
                 <w:i w:val="0"/>
                 <w:sz w:val="17"/>
               </w:rPr>
-              <w:t>Avertissement!!! L'âge (20 ans) de Sadio Sagna avec son niveau d'étude (3ème année Secondaire 1 (Moyen) Général) semble incoherent, veuillez confirmer cette information avec le QG ou corriger l'incohérence.</w:t>
+              <w:t>Incoherent!!! La dernière fois que Malamine Almine Sagna a  fréquenté l'école est 9999.</w:t>
             </w:r>
           </w:p>
         </w:tc>
@@ -1925,7 +1925,7 @@
                 <w:i w:val="0"/>
                 <w:sz w:val="17"/>
               </w:rPr>
-              <w:t>Peu probable!!! Vu l'âge (20 ans) de Sadio Sagna ou l'année à laquelle Sadio Sagna a fréquenté l'école pour la dernière fois (.) le dernier diplome de Sadio Sagna ne peut être le Certificat d'études primaires (CEP), prière de corriger cette incohérence ou confirmer avec le QG.</w:t>
+              <w:t>Peu probable!!! Vu l'âge (17 ans) de Demba Pierre  sagna ou l'année à laquelle Demba Pierre  sagna a fréquenté l'école pour la dernière fois (.) le dernier diplome de Demba Pierre  sagna ne peut être le Certificat d'études primaires (CEP), prière de corriger cette incohérence ou confirmer avec le QG.</w:t>
             </w:r>
           </w:p>
         </w:tc>
@@ -1958,6 +1958,1356 @@
                 <w:i w:val="0"/>
                 <w:sz w:val="16"/>
               </w:rPr>
+              <w:t>S03</w:t>
+              <w:br/>
+            </w:r>
+            <w:r>
+              <w:rPr>
+                <w:b w:val="0"/>
+                <w:i w:val="0"/>
+                <w:color w:val="64748B"/>
+                <w:sz w:val="14"/>
+              </w:rPr>
+              <w:t>Santé</w:t>
+            </w:r>
+          </w:p>
+        </w:tc>
+        <w:tc>
+          <w:tcPr>
+            <w:tcW w:type="dxa" w:w="1531"/>
+          </w:tcPr>
+          <w:p>
+            <w:r>
+              <w:rPr>
+                <w:b/>
+                <w:i w:val="0"/>
+                <w:color w:val="16A34A"/>
+                <w:sz w:val="16"/>
+              </w:rPr>
+              <w:t>—</w:t>
+            </w:r>
+          </w:p>
+        </w:tc>
+        <w:tc>
+          <w:tcPr>
+            <w:tcW w:type="dxa" w:w="1191"/>
+          </w:tcPr>
+          <w:p>
+            <w:r>
+              <w:rPr>
+                <w:b w:val="0"/>
+                <w:i w:val="0"/>
+                <w:color w:val="64748B"/>
+                <w:sz w:val="16"/>
+              </w:rPr>
+              <w:t>GT-CQ</w:t>
+            </w:r>
+          </w:p>
+        </w:tc>
+        <w:tc>
+          <w:tcPr>
+            <w:tcW w:type="dxa" w:w="4706"/>
+          </w:tcPr>
+          <w:p>
+            <w:r>
+              <w:rPr>
+                <w:b w:val="0"/>
+                <w:i w:val="0"/>
+                <w:sz w:val="17"/>
+              </w:rPr>
+              <w:t>Incohérent !!! Arfang Sagna s'est consulté la première fois pour cette maladie (Accident/Blessure) chez un médecin spécialiste et vous dites que  Arfang Sagna n'est pas concerné par le montant des frais de consultation d'un médecin spécialiste (3.15=9999).</w:t>
+            </w:r>
+          </w:p>
+        </w:tc>
+      </w:tr>
+      <w:tr>
+        <w:tc>
+          <w:tcPr>
+            <w:tcW w:type="dxa" w:w="964"/>
+          </w:tcPr>
+          <w:p>
+            <w:r>
+              <w:rPr>
+                <w:b/>
+                <w:i w:val="0"/>
+                <w:color w:val="DC2626"/>
+                <w:sz w:val="16"/>
+              </w:rPr>
+              <w:t>Haute</w:t>
+            </w:r>
+          </w:p>
+        </w:tc>
+        <w:tc>
+          <w:tcPr>
+            <w:tcW w:type="dxa" w:w="1247"/>
+          </w:tcPr>
+          <w:p>
+            <w:r>
+              <w:rPr>
+                <w:b/>
+                <w:i w:val="0"/>
+                <w:sz w:val="16"/>
+              </w:rPr>
+              <w:t>S03</w:t>
+              <w:br/>
+            </w:r>
+            <w:r>
+              <w:rPr>
+                <w:b w:val="0"/>
+                <w:i w:val="0"/>
+                <w:color w:val="64748B"/>
+                <w:sz w:val="14"/>
+              </w:rPr>
+              <w:t>Santé</w:t>
+            </w:r>
+          </w:p>
+        </w:tc>
+        <w:tc>
+          <w:tcPr>
+            <w:tcW w:type="dxa" w:w="1531"/>
+          </w:tcPr>
+          <w:p>
+            <w:r>
+              <w:rPr>
+                <w:b/>
+                <w:i w:val="0"/>
+                <w:color w:val="16A34A"/>
+                <w:sz w:val="16"/>
+              </w:rPr>
+              <w:t>—</w:t>
+            </w:r>
+          </w:p>
+        </w:tc>
+        <w:tc>
+          <w:tcPr>
+            <w:tcW w:type="dxa" w:w="1191"/>
+          </w:tcPr>
+          <w:p>
+            <w:r>
+              <w:rPr>
+                <w:b w:val="0"/>
+                <w:i w:val="0"/>
+                <w:color w:val="64748B"/>
+                <w:sz w:val="16"/>
+              </w:rPr>
+              <w:t>GT-CQ</w:t>
+            </w:r>
+          </w:p>
+        </w:tc>
+        <w:tc>
+          <w:tcPr>
+            <w:tcW w:type="dxa" w:w="4706"/>
+          </w:tcPr>
+          <w:p>
+            <w:r>
+              <w:rPr>
+                <w:b w:val="0"/>
+                <w:i w:val="0"/>
+                <w:sz w:val="17"/>
+              </w:rPr>
+              <w:t>Prière de verifier cette incohérence auprès de l'enquêté ou confirmer.</w:t>
+            </w:r>
+          </w:p>
+        </w:tc>
+      </w:tr>
+      <w:tr>
+        <w:tc>
+          <w:tcPr>
+            <w:tcW w:type="dxa" w:w="964"/>
+          </w:tcPr>
+          <w:p>
+            <w:r>
+              <w:rPr>
+                <w:b/>
+                <w:i w:val="0"/>
+                <w:color w:val="DC2626"/>
+                <w:sz w:val="16"/>
+              </w:rPr>
+              <w:t>Haute</w:t>
+            </w:r>
+          </w:p>
+        </w:tc>
+        <w:tc>
+          <w:tcPr>
+            <w:tcW w:type="dxa" w:w="1247"/>
+          </w:tcPr>
+          <w:p>
+            <w:r>
+              <w:rPr>
+                <w:b/>
+                <w:i w:val="0"/>
+                <w:sz w:val="16"/>
+              </w:rPr>
+              <w:t>S07</w:t>
+              <w:br/>
+            </w:r>
+            <w:r>
+              <w:rPr>
+                <w:b w:val="0"/>
+                <w:i w:val="0"/>
+                <w:color w:val="64748B"/>
+                <w:sz w:val="14"/>
+              </w:rPr>
+              <w:t>Consommation alimentaire</w:t>
+            </w:r>
+          </w:p>
+        </w:tc>
+        <w:tc>
+          <w:tcPr>
+            <w:tcW w:type="dxa" w:w="1531"/>
+          </w:tcPr>
+          <w:p>
+            <w:r>
+              <w:rPr>
+                <w:b/>
+                <w:i w:val="0"/>
+                <w:color w:val="16A34A"/>
+                <w:sz w:val="16"/>
+              </w:rPr>
+              <w:t>s01q28, s01q29, s01q30, s02q01__1, s02q02__1, s02q03__1, s02q15, s03q18</w:t>
+            </w:r>
+          </w:p>
+        </w:tc>
+        <w:tc>
+          <w:tcPr>
+            <w:tcW w:type="dxa" w:w="1191"/>
+          </w:tcPr>
+          <w:p>
+            <w:r>
+              <w:rPr>
+                <w:b w:val="0"/>
+                <w:i w:val="0"/>
+                <w:color w:val="64748B"/>
+                <w:sz w:val="16"/>
+              </w:rPr>
+              <w:t>GT-CQ</w:t>
+            </w:r>
+          </w:p>
+        </w:tc>
+        <w:tc>
+          <w:tcPr>
+            <w:tcW w:type="dxa" w:w="4706"/>
+          </w:tcPr>
+          <w:p>
+            <w:r>
+              <w:rPr>
+                <w:b w:val="0"/>
+                <w:i w:val="0"/>
+                <w:sz w:val="17"/>
+              </w:rPr>
+              <w:t>Avertissement!! Les quantités du Thé soluble ou infusion consommées en Sachets industriel semble incoherent car les ménages consomment géneralement en sachet ou en paquet, prière de corriger ou confirmer avec le QG.</w:t>
+            </w:r>
+          </w:p>
+        </w:tc>
+      </w:tr>
+      <w:tr>
+        <w:tc>
+          <w:tcPr>
+            <w:tcW w:type="dxa" w:w="964"/>
+          </w:tcPr>
+          <w:p>
+            <w:r>
+              <w:rPr>
+                <w:b/>
+                <w:i w:val="0"/>
+                <w:color w:val="DC2626"/>
+                <w:sz w:val="16"/>
+              </w:rPr>
+              <w:t>Haute</w:t>
+            </w:r>
+          </w:p>
+        </w:tc>
+        <w:tc>
+          <w:tcPr>
+            <w:tcW w:type="dxa" w:w="1247"/>
+          </w:tcPr>
+          <w:p>
+            <w:r>
+              <w:rPr>
+                <w:b/>
+                <w:i w:val="0"/>
+                <w:sz w:val="16"/>
+              </w:rPr>
+              <w:t>S11</w:t>
+              <w:br/>
+            </w:r>
+            <w:r>
+              <w:rPr>
+                <w:b w:val="0"/>
+                <w:i w:val="0"/>
+                <w:color w:val="64748B"/>
+                <w:sz w:val="14"/>
+              </w:rPr>
+              <w:t>Logement / cadre de vie</w:t>
+            </w:r>
+          </w:p>
+        </w:tc>
+        <w:tc>
+          <w:tcPr>
+            <w:tcW w:type="dxa" w:w="1531"/>
+          </w:tcPr>
+          <w:p>
+            <w:r>
+              <w:rPr>
+                <w:b/>
+                <w:i w:val="0"/>
+                <w:color w:val="16A34A"/>
+                <w:sz w:val="16"/>
+              </w:rPr>
+              <w:t>s01q47__7, s02q24, s04q49, s04q59e, s04q67, s06q19, s06q20, s06q22a</w:t>
+            </w:r>
+          </w:p>
+        </w:tc>
+        <w:tc>
+          <w:tcPr>
+            <w:tcW w:type="dxa" w:w="1191"/>
+          </w:tcPr>
+          <w:p>
+            <w:r>
+              <w:rPr>
+                <w:b w:val="0"/>
+                <w:i w:val="0"/>
+                <w:color w:val="64748B"/>
+                <w:sz w:val="16"/>
+              </w:rPr>
+              <w:t>GT-CQ</w:t>
+            </w:r>
+          </w:p>
+        </w:tc>
+        <w:tc>
+          <w:tcPr>
+            <w:tcW w:type="dxa" w:w="4706"/>
+          </w:tcPr>
+          <w:p>
+            <w:r>
+              <w:rPr>
+                <w:b w:val="0"/>
+                <w:i w:val="0"/>
+                <w:sz w:val="17"/>
+              </w:rPr>
+              <w:t>La principale source d'énergie ( Charbon minéral) pour la cusine semble incoherent, prière de corriger ou confirmer.</w:t>
+            </w:r>
+          </w:p>
+        </w:tc>
+      </w:tr>
+      <w:tr>
+        <w:tc>
+          <w:tcPr>
+            <w:tcW w:type="dxa" w:w="964"/>
+          </w:tcPr>
+          <w:p>
+            <w:r>
+              <w:rPr>
+                <w:b/>
+                <w:i w:val="0"/>
+                <w:color w:val="DC2626"/>
+                <w:sz w:val="16"/>
+              </w:rPr>
+              <w:t>Haute</w:t>
+            </w:r>
+          </w:p>
+        </w:tc>
+        <w:tc>
+          <w:tcPr>
+            <w:tcW w:type="dxa" w:w="1247"/>
+          </w:tcPr>
+          <w:p>
+            <w:r>
+              <w:rPr>
+                <w:b/>
+                <w:i w:val="0"/>
+                <w:sz w:val="16"/>
+              </w:rPr>
+              <w:t>S16</w:t>
+              <w:br/>
+            </w:r>
+            <w:r>
+              <w:rPr>
+                <w:b w:val="0"/>
+                <w:i w:val="0"/>
+                <w:color w:val="64748B"/>
+                <w:sz w:val="14"/>
+              </w:rPr>
+              <w:t>Agriculture</w:t>
+            </w:r>
+          </w:p>
+        </w:tc>
+        <w:tc>
+          <w:tcPr>
+            <w:tcW w:type="dxa" w:w="1531"/>
+          </w:tcPr>
+          <w:p>
+            <w:r>
+              <w:rPr>
+                <w:b/>
+                <w:i w:val="0"/>
+                <w:color w:val="16A34A"/>
+                <w:sz w:val="16"/>
+              </w:rPr>
+              <w:t>s00q07a, s00q08, s00q10, s00q13_0, s00q15_0, s00q17_0, s00q23a, s00q23b</w:t>
+            </w:r>
+          </w:p>
+        </w:tc>
+        <w:tc>
+          <w:tcPr>
+            <w:tcW w:type="dxa" w:w="1191"/>
+          </w:tcPr>
+          <w:p>
+            <w:r>
+              <w:rPr>
+                <w:b w:val="0"/>
+                <w:i w:val="0"/>
+                <w:color w:val="64748B"/>
+                <w:sz w:val="16"/>
+              </w:rPr>
+              <w:t>GT-CQ</w:t>
+            </w:r>
+          </w:p>
+        </w:tc>
+        <w:tc>
+          <w:tcPr>
+            <w:tcW w:type="dxa" w:w="4706"/>
+          </w:tcPr>
+          <w:p>
+            <w:r>
+              <w:rPr>
+                <w:b w:val="0"/>
+                <w:i w:val="0"/>
+                <w:sz w:val="17"/>
+              </w:rPr>
+              <w:t>La somme des quantités consommées (0 kg), des quantités offertes (10 kg),  des quantités vendus (0 kg) et des quantités en stock (0 kg) depasse la quantité totale (1 kg) que le ménage a eu après la recolte de Tomate , prière de corriger cette incoherence.</w:t>
+            </w:r>
+          </w:p>
+        </w:tc>
+      </w:tr>
+      <w:tr>
+        <w:tc>
+          <w:tcPr>
+            <w:tcW w:type="dxa" w:w="964"/>
+          </w:tcPr>
+          <w:p>
+            <w:r>
+              <w:rPr>
+                <w:b/>
+                <w:i w:val="0"/>
+                <w:color w:val="DC2626"/>
+                <w:sz w:val="16"/>
+              </w:rPr>
+              <w:t>Haute</w:t>
+            </w:r>
+          </w:p>
+        </w:tc>
+        <w:tc>
+          <w:tcPr>
+            <w:tcW w:type="dxa" w:w="1247"/>
+          </w:tcPr>
+          <w:p>
+            <w:r>
+              <w:rPr>
+                <w:b/>
+                <w:i w:val="0"/>
+                <w:sz w:val="16"/>
+              </w:rPr>
+              <w:t>S16</w:t>
+              <w:br/>
+            </w:r>
+            <w:r>
+              <w:rPr>
+                <w:b w:val="0"/>
+                <w:i w:val="0"/>
+                <w:color w:val="64748B"/>
+                <w:sz w:val="14"/>
+              </w:rPr>
+              <w:t>Agriculture</w:t>
+            </w:r>
+          </w:p>
+        </w:tc>
+        <w:tc>
+          <w:tcPr>
+            <w:tcW w:type="dxa" w:w="1531"/>
+          </w:tcPr>
+          <w:p>
+            <w:r>
+              <w:rPr>
+                <w:b/>
+                <w:i w:val="0"/>
+                <w:color w:val="16A34A"/>
+                <w:sz w:val="16"/>
+              </w:rPr>
+              <w:t>s00q07a, s00q08, s00q10, s00q13_0, s00q15_0, s00q17_0, s00q23a, s00q23b</w:t>
+            </w:r>
+          </w:p>
+        </w:tc>
+        <w:tc>
+          <w:tcPr>
+            <w:tcW w:type="dxa" w:w="1191"/>
+          </w:tcPr>
+          <w:p>
+            <w:r>
+              <w:rPr>
+                <w:b w:val="0"/>
+                <w:i w:val="0"/>
+                <w:color w:val="64748B"/>
+                <w:sz w:val="16"/>
+              </w:rPr>
+              <w:t>GT-CQ</w:t>
+            </w:r>
+          </w:p>
+        </w:tc>
+        <w:tc>
+          <w:tcPr>
+            <w:tcW w:type="dxa" w:w="4706"/>
+          </w:tcPr>
+          <w:p>
+            <w:r>
+              <w:rPr>
+                <w:b w:val="0"/>
+                <w:i w:val="0"/>
+                <w:sz w:val="17"/>
+              </w:rPr>
+              <w:t>La somme des quantités consommées (100 kg), des quantités offertes (5 kg),  des quantités vendus (0 kg) et des quantités en stock (0 kg) depasse la quantité totale (100 kg) que le ménage a eu après la recolte de Mil , prière de corriger cette incoherence.</w:t>
+            </w:r>
+          </w:p>
+        </w:tc>
+      </w:tr>
+      <w:tr>
+        <w:tc>
+          <w:tcPr>
+            <w:tcW w:type="dxa" w:w="964"/>
+          </w:tcPr>
+          <w:p>
+            <w:r>
+              <w:rPr>
+                <w:b/>
+                <w:i w:val="0"/>
+                <w:color w:val="DC2626"/>
+                <w:sz w:val="16"/>
+              </w:rPr>
+              <w:t>Haute</w:t>
+            </w:r>
+          </w:p>
+        </w:tc>
+        <w:tc>
+          <w:tcPr>
+            <w:tcW w:type="dxa" w:w="1247"/>
+          </w:tcPr>
+          <w:p>
+            <w:r>
+              <w:rPr>
+                <w:b/>
+                <w:i w:val="0"/>
+                <w:sz w:val="16"/>
+              </w:rPr>
+              <w:t>S16</w:t>
+              <w:br/>
+            </w:r>
+            <w:r>
+              <w:rPr>
+                <w:b w:val="0"/>
+                <w:i w:val="0"/>
+                <w:color w:val="64748B"/>
+                <w:sz w:val="14"/>
+              </w:rPr>
+              <w:t>Agriculture</w:t>
+            </w:r>
+          </w:p>
+        </w:tc>
+        <w:tc>
+          <w:tcPr>
+            <w:tcW w:type="dxa" w:w="1531"/>
+          </w:tcPr>
+          <w:p>
+            <w:r>
+              <w:rPr>
+                <w:b/>
+                <w:i w:val="0"/>
+                <w:color w:val="16A34A"/>
+                <w:sz w:val="16"/>
+              </w:rPr>
+              <w:t>s00q07a, s00q08, s00q10, s00q13_0, s00q15_0, s00q17_0, s00q23a, s00q23b</w:t>
+            </w:r>
+          </w:p>
+        </w:tc>
+        <w:tc>
+          <w:tcPr>
+            <w:tcW w:type="dxa" w:w="1191"/>
+          </w:tcPr>
+          <w:p>
+            <w:r>
+              <w:rPr>
+                <w:b w:val="0"/>
+                <w:i w:val="0"/>
+                <w:color w:val="64748B"/>
+                <w:sz w:val="16"/>
+              </w:rPr>
+              <w:t>GT-CQ</w:t>
+            </w:r>
+          </w:p>
+        </w:tc>
+        <w:tc>
+          <w:tcPr>
+            <w:tcW w:type="dxa" w:w="4706"/>
+          </w:tcPr>
+          <w:p>
+            <w:r>
+              <w:rPr>
+                <w:b w:val="0"/>
+                <w:i w:val="0"/>
+                <w:sz w:val="17"/>
+              </w:rPr>
+              <w:t>La somme des quantités consommées (1000 kg), des quantités offertes (0 kg),  des quantités vendus (1000 kg) et des quantités en stock (0 kg) depasse la quantité totale (1 kg) que le ménage a eu après la recolte de Laitue , prière de corriger cette incoherence.</w:t>
+            </w:r>
+          </w:p>
+        </w:tc>
+      </w:tr>
+      <w:tr>
+        <w:tc>
+          <w:tcPr>
+            <w:tcW w:type="dxa" w:w="964"/>
+          </w:tcPr>
+          <w:p>
+            <w:r>
+              <w:rPr>
+                <w:b/>
+                <w:i w:val="0"/>
+                <w:color w:val="DC2626"/>
+                <w:sz w:val="16"/>
+              </w:rPr>
+              <w:t>Haute</w:t>
+            </w:r>
+          </w:p>
+        </w:tc>
+        <w:tc>
+          <w:tcPr>
+            <w:tcW w:type="dxa" w:w="1247"/>
+          </w:tcPr>
+          <w:p>
+            <w:r>
+              <w:rPr>
+                <w:b/>
+                <w:i w:val="0"/>
+                <w:sz w:val="16"/>
+              </w:rPr>
+              <w:t>S16</w:t>
+              <w:br/>
+            </w:r>
+            <w:r>
+              <w:rPr>
+                <w:b w:val="0"/>
+                <w:i w:val="0"/>
+                <w:color w:val="64748B"/>
+                <w:sz w:val="14"/>
+              </w:rPr>
+              <w:t>Agriculture</w:t>
+            </w:r>
+          </w:p>
+        </w:tc>
+        <w:tc>
+          <w:tcPr>
+            <w:tcW w:type="dxa" w:w="1531"/>
+          </w:tcPr>
+          <w:p>
+            <w:r>
+              <w:rPr>
+                <w:b/>
+                <w:i w:val="0"/>
+                <w:color w:val="16A34A"/>
+                <w:sz w:val="16"/>
+              </w:rPr>
+              <w:t>s16dq05a, s16dq05c</w:t>
+            </w:r>
+          </w:p>
+        </w:tc>
+        <w:tc>
+          <w:tcPr>
+            <w:tcW w:type="dxa" w:w="1191"/>
+          </w:tcPr>
+          <w:p>
+            <w:r>
+              <w:rPr>
+                <w:b w:val="0"/>
+                <w:i w:val="0"/>
+                <w:color w:val="64748B"/>
+                <w:sz w:val="16"/>
+              </w:rPr>
+              <w:t>GT-CQ</w:t>
+            </w:r>
+          </w:p>
+        </w:tc>
+        <w:tc>
+          <w:tcPr>
+            <w:tcW w:type="dxa" w:w="4706"/>
+          </w:tcPr>
+          <w:p>
+            <w:r>
+              <w:rPr>
+                <w:b w:val="0"/>
+                <w:i w:val="0"/>
+                <w:sz w:val="17"/>
+              </w:rPr>
+              <w:t>La quantité de s16dq05a estimée en Kg est incohérente avec la prise dans la question s16dq05c, prière de bien estimer et mettre la valeur exacte.</w:t>
+            </w:r>
+          </w:p>
+        </w:tc>
+      </w:tr>
+      <w:tr>
+        <w:tc>
+          <w:tcPr>
+            <w:tcW w:type="dxa" w:w="964"/>
+          </w:tcPr>
+          <w:p>
+            <w:r>
+              <w:rPr>
+                <w:b/>
+                <w:i w:val="0"/>
+                <w:color w:val="DC2626"/>
+                <w:sz w:val="16"/>
+              </w:rPr>
+              <w:t>Haute</w:t>
+            </w:r>
+          </w:p>
+        </w:tc>
+        <w:tc>
+          <w:tcPr>
+            <w:tcW w:type="dxa" w:w="1247"/>
+          </w:tcPr>
+          <w:p>
+            <w:r>
+              <w:rPr>
+                <w:b/>
+                <w:i w:val="0"/>
+                <w:sz w:val="16"/>
+              </w:rPr>
+              <w:t>S20</w:t>
+              <w:br/>
+            </w:r>
+            <w:r>
+              <w:rPr>
+                <w:b w:val="0"/>
+                <w:i w:val="0"/>
+                <w:color w:val="64748B"/>
+                <w:sz w:val="14"/>
+              </w:rPr>
+              <w:t>Gouvernance / autres</w:t>
+            </w:r>
+          </w:p>
+        </w:tc>
+        <w:tc>
+          <w:tcPr>
+            <w:tcW w:type="dxa" w:w="1531"/>
+          </w:tcPr>
+          <w:p>
+            <w:r>
+              <w:rPr>
+                <w:b/>
+                <w:i w:val="0"/>
+                <w:color w:val="16A34A"/>
+                <w:sz w:val="16"/>
+              </w:rPr>
+              <w:t>—</w:t>
+            </w:r>
+          </w:p>
+        </w:tc>
+        <w:tc>
+          <w:tcPr>
+            <w:tcW w:type="dxa" w:w="1191"/>
+          </w:tcPr>
+          <w:p>
+            <w:r>
+              <w:rPr>
+                <w:b w:val="0"/>
+                <w:i w:val="0"/>
+                <w:color w:val="64748B"/>
+                <w:sz w:val="16"/>
+              </w:rPr>
+              <w:t>GT-CQ</w:t>
+            </w:r>
+          </w:p>
+        </w:tc>
+        <w:tc>
+          <w:tcPr>
+            <w:tcW w:type="dxa" w:w="4706"/>
+          </w:tcPr>
+          <w:p>
+            <w:r>
+              <w:rPr>
+                <w:b w:val="0"/>
+                <w:i w:val="0"/>
+                <w:sz w:val="17"/>
+              </w:rPr>
+              <w:t>Incohérence détectée ! Le ménage a précédemment déclaré vivre « Bien » ou « Assez bien » selon son revenu en 20A.02.</w:t>
+            </w:r>
+          </w:p>
+        </w:tc>
+      </w:tr>
+      <w:tr>
+        <w:tc>
+          <w:tcPr>
+            <w:tcW w:type="dxa" w:w="964"/>
+          </w:tcPr>
+          <w:p>
+            <w:r>
+              <w:rPr>
+                <w:b/>
+                <w:i w:val="0"/>
+                <w:color w:val="EA580C"/>
+                <w:sz w:val="16"/>
+              </w:rPr>
+              <w:t>Moyenne</w:t>
+            </w:r>
+          </w:p>
+        </w:tc>
+        <w:tc>
+          <w:tcPr>
+            <w:tcW w:type="dxa" w:w="1247"/>
+          </w:tcPr>
+          <w:p>
+            <w:r>
+              <w:rPr>
+                <w:b/>
+                <w:i w:val="0"/>
+                <w:sz w:val="16"/>
+              </w:rPr>
+              <w:t>S00</w:t>
+              <w:br/>
+            </w:r>
+            <w:r>
+              <w:rPr>
+                <w:b w:val="0"/>
+                <w:i w:val="0"/>
+                <w:color w:val="64748B"/>
+                <w:sz w:val="14"/>
+              </w:rPr>
+              <w:t>Identification</w:t>
+            </w:r>
+          </w:p>
+        </w:tc>
+        <w:tc>
+          <w:tcPr>
+            <w:tcW w:type="dxa" w:w="1531"/>
+          </w:tcPr>
+          <w:p>
+            <w:r>
+              <w:rPr>
+                <w:b/>
+                <w:i w:val="0"/>
+                <w:color w:val="16A34A"/>
+                <w:sz w:val="16"/>
+              </w:rPr>
+              <w:t>—</w:t>
+            </w:r>
+          </w:p>
+        </w:tc>
+        <w:tc>
+          <w:tcPr>
+            <w:tcW w:type="dxa" w:w="1191"/>
+          </w:tcPr>
+          <w:p>
+            <w:r>
+              <w:rPr>
+                <w:b w:val="0"/>
+                <w:i w:val="0"/>
+                <w:color w:val="64748B"/>
+                <w:sz w:val="16"/>
+              </w:rPr>
+              <w:t>GT-CQ</w:t>
+            </w:r>
+          </w:p>
+        </w:tc>
+        <w:tc>
+          <w:tcPr>
+            <w:tcW w:type="dxa" w:w="4706"/>
+          </w:tcPr>
+          <w:p>
+            <w:r>
+              <w:rPr>
+                <w:b w:val="0"/>
+                <w:i w:val="0"/>
+                <w:sz w:val="17"/>
+              </w:rPr>
+              <w:t>L'adresse ou la localisation du ménage doit être bien renseignée, ne doit pas contenir des numéros de téléphone et elle semble courte pour être une adresse.</w:t>
+            </w:r>
+          </w:p>
+        </w:tc>
+      </w:tr>
+      <w:tr>
+        <w:tc>
+          <w:tcPr>
+            <w:tcW w:type="dxa" w:w="964"/>
+          </w:tcPr>
+          <w:p>
+            <w:r>
+              <w:rPr>
+                <w:b/>
+                <w:i w:val="0"/>
+                <w:color w:val="EA580C"/>
+                <w:sz w:val="16"/>
+              </w:rPr>
+              <w:t>Moyenne</w:t>
+            </w:r>
+          </w:p>
+        </w:tc>
+        <w:tc>
+          <w:tcPr>
+            <w:tcW w:type="dxa" w:w="1247"/>
+          </w:tcPr>
+          <w:p>
+            <w:r>
+              <w:rPr>
+                <w:b/>
+                <w:i w:val="0"/>
+                <w:sz w:val="16"/>
+              </w:rPr>
+              <w:t>S00</w:t>
+              <w:br/>
+            </w:r>
+            <w:r>
+              <w:rPr>
+                <w:b w:val="0"/>
+                <w:i w:val="0"/>
+                <w:color w:val="64748B"/>
+                <w:sz w:val="14"/>
+              </w:rPr>
+              <w:t>Identification</w:t>
+            </w:r>
+          </w:p>
+        </w:tc>
+        <w:tc>
+          <w:tcPr>
+            <w:tcW w:type="dxa" w:w="1531"/>
+          </w:tcPr>
+          <w:p>
+            <w:r>
+              <w:rPr>
+                <w:b/>
+                <w:i w:val="0"/>
+                <w:color w:val="16A34A"/>
+                <w:sz w:val="16"/>
+              </w:rPr>
+              <w:t>s00q12a, s00q12b</w:t>
+            </w:r>
+          </w:p>
+        </w:tc>
+        <w:tc>
+          <w:tcPr>
+            <w:tcW w:type="dxa" w:w="1191"/>
+          </w:tcPr>
+          <w:p>
+            <w:r>
+              <w:rPr>
+                <w:b w:val="0"/>
+                <w:i w:val="0"/>
+                <w:color w:val="64748B"/>
+                <w:sz w:val="16"/>
+              </w:rPr>
+              <w:t>GT-CQ</w:t>
+            </w:r>
+          </w:p>
+        </w:tc>
+        <w:tc>
+          <w:tcPr>
+            <w:tcW w:type="dxa" w:w="4706"/>
+          </w:tcPr>
+          <w:p>
+            <w:r>
+              <w:rPr>
+                <w:b w:val="0"/>
+                <w:i w:val="0"/>
+                <w:sz w:val="17"/>
+              </w:rPr>
+              <w:t>Prière de renseigner la bonne adresse.Attention! Veillez bien renseigner le deuxième numero du chef de ménage(0.12b).</w:t>
+            </w:r>
+          </w:p>
+        </w:tc>
+      </w:tr>
+      <w:tr>
+        <w:tc>
+          <w:tcPr>
+            <w:tcW w:type="dxa" w:w="964"/>
+          </w:tcPr>
+          <w:p>
+            <w:r>
+              <w:rPr>
+                <w:b/>
+                <w:i w:val="0"/>
+                <w:color w:val="EA580C"/>
+                <w:sz w:val="16"/>
+              </w:rPr>
+              <w:t>Moyenne</w:t>
+            </w:r>
+          </w:p>
+        </w:tc>
+        <w:tc>
+          <w:tcPr>
+            <w:tcW w:type="dxa" w:w="1247"/>
+          </w:tcPr>
+          <w:p>
+            <w:r>
+              <w:rPr>
+                <w:b/>
+                <w:i w:val="0"/>
+                <w:sz w:val="16"/>
+              </w:rPr>
+              <w:t>S01</w:t>
+              <w:br/>
+            </w:r>
+            <w:r>
+              <w:rPr>
+                <w:b w:val="0"/>
+                <w:i w:val="0"/>
+                <w:color w:val="64748B"/>
+                <w:sz w:val="14"/>
+              </w:rPr>
+              <w:t>Démographie</w:t>
+            </w:r>
+          </w:p>
+        </w:tc>
+        <w:tc>
+          <w:tcPr>
+            <w:tcW w:type="dxa" w:w="1531"/>
+          </w:tcPr>
+          <w:p>
+            <w:r>
+              <w:rPr>
+                <w:b/>
+                <w:i w:val="0"/>
+                <w:color w:val="16A34A"/>
+                <w:sz w:val="16"/>
+              </w:rPr>
+              <w:t>—</w:t>
+            </w:r>
+          </w:p>
+        </w:tc>
+        <w:tc>
+          <w:tcPr>
+            <w:tcW w:type="dxa" w:w="1191"/>
+          </w:tcPr>
+          <w:p>
+            <w:r>
+              <w:rPr>
+                <w:b w:val="0"/>
+                <w:i w:val="0"/>
+                <w:color w:val="64748B"/>
+                <w:sz w:val="16"/>
+              </w:rPr>
+              <w:t>GT-CQ</w:t>
+            </w:r>
+          </w:p>
+        </w:tc>
+        <w:tc>
+          <w:tcPr>
+            <w:tcW w:type="dxa" w:w="4706"/>
+          </w:tcPr>
+          <w:p>
+            <w:r>
+              <w:rPr>
+                <w:b w:val="0"/>
+                <w:i w:val="0"/>
+                <w:sz w:val="17"/>
+              </w:rPr>
+              <w:t>Prière de verifier l'information donnée par Gorgui samba Sagna ou corriger au niveau de la section 1.</w:t>
+            </w:r>
+          </w:p>
+        </w:tc>
+      </w:tr>
+      <w:tr>
+        <w:tc>
+          <w:tcPr>
+            <w:tcW w:type="dxa" w:w="964"/>
+          </w:tcPr>
+          <w:p>
+            <w:r>
+              <w:rPr>
+                <w:b/>
+                <w:i w:val="0"/>
+                <w:color w:val="EA580C"/>
+                <w:sz w:val="16"/>
+              </w:rPr>
+              <w:t>Moyenne</w:t>
+            </w:r>
+          </w:p>
+        </w:tc>
+        <w:tc>
+          <w:tcPr>
+            <w:tcW w:type="dxa" w:w="1247"/>
+          </w:tcPr>
+          <w:p>
+            <w:r>
+              <w:rPr>
+                <w:b/>
+                <w:i w:val="0"/>
+                <w:sz w:val="16"/>
+              </w:rPr>
+              <w:t>S01</w:t>
+              <w:br/>
+            </w:r>
+            <w:r>
+              <w:rPr>
+                <w:b w:val="0"/>
+                <w:i w:val="0"/>
+                <w:color w:val="64748B"/>
+                <w:sz w:val="14"/>
+              </w:rPr>
+              <w:t>Démographie</w:t>
+            </w:r>
+          </w:p>
+        </w:tc>
+        <w:tc>
+          <w:tcPr>
+            <w:tcW w:type="dxa" w:w="1531"/>
+          </w:tcPr>
+          <w:p>
+            <w:r>
+              <w:rPr>
+                <w:b/>
+                <w:i w:val="0"/>
+                <w:color w:val="16A34A"/>
+                <w:sz w:val="16"/>
+              </w:rPr>
+              <w:t>—</w:t>
+            </w:r>
+          </w:p>
+        </w:tc>
+        <w:tc>
+          <w:tcPr>
+            <w:tcW w:type="dxa" w:w="1191"/>
+          </w:tcPr>
+          <w:p>
+            <w:r>
+              <w:rPr>
+                <w:b w:val="0"/>
+                <w:i w:val="0"/>
+                <w:color w:val="64748B"/>
+                <w:sz w:val="16"/>
+              </w:rPr>
+              <w:t>GT-CQ</w:t>
+            </w:r>
+          </w:p>
+        </w:tc>
+        <w:tc>
+          <w:tcPr>
+            <w:tcW w:type="dxa" w:w="4706"/>
+          </w:tcPr>
+          <w:p>
+            <w:r>
+              <w:rPr>
+                <w:b w:val="0"/>
+                <w:i w:val="0"/>
+                <w:sz w:val="17"/>
+              </w:rPr>
+              <w:t>Prière de verifier l'information donnée par Amadou Sagna ou corriger au niveau de la section 1.</w:t>
+            </w:r>
+          </w:p>
+        </w:tc>
+      </w:tr>
+      <w:tr>
+        <w:tc>
+          <w:tcPr>
+            <w:tcW w:type="dxa" w:w="964"/>
+          </w:tcPr>
+          <w:p>
+            <w:r>
+              <w:rPr>
+                <w:b/>
+                <w:i w:val="0"/>
+                <w:color w:val="EA580C"/>
+                <w:sz w:val="16"/>
+              </w:rPr>
+              <w:t>Moyenne</w:t>
+            </w:r>
+          </w:p>
+        </w:tc>
+        <w:tc>
+          <w:tcPr>
+            <w:tcW w:type="dxa" w:w="1247"/>
+          </w:tcPr>
+          <w:p>
+            <w:r>
+              <w:rPr>
+                <w:b/>
+                <w:i w:val="0"/>
+                <w:sz w:val="16"/>
+              </w:rPr>
+              <w:t>S01</w:t>
+              <w:br/>
+            </w:r>
+            <w:r>
+              <w:rPr>
+                <w:b w:val="0"/>
+                <w:i w:val="0"/>
+                <w:color w:val="64748B"/>
+                <w:sz w:val="14"/>
+              </w:rPr>
+              <w:t>Démographie</w:t>
+            </w:r>
+          </w:p>
+        </w:tc>
+        <w:tc>
+          <w:tcPr>
+            <w:tcW w:type="dxa" w:w="1531"/>
+          </w:tcPr>
+          <w:p>
+            <w:r>
+              <w:rPr>
+                <w:b/>
+                <w:i w:val="0"/>
+                <w:color w:val="16A34A"/>
+                <w:sz w:val="16"/>
+              </w:rPr>
+              <w:t>—</w:t>
+            </w:r>
+          </w:p>
+        </w:tc>
+        <w:tc>
+          <w:tcPr>
+            <w:tcW w:type="dxa" w:w="1191"/>
+          </w:tcPr>
+          <w:p>
+            <w:r>
+              <w:rPr>
+                <w:b w:val="0"/>
+                <w:i w:val="0"/>
+                <w:color w:val="64748B"/>
+                <w:sz w:val="16"/>
+              </w:rPr>
+              <w:t>GT-CQ</w:t>
+            </w:r>
+          </w:p>
+        </w:tc>
+        <w:tc>
+          <w:tcPr>
+            <w:tcW w:type="dxa" w:w="4706"/>
+          </w:tcPr>
+          <w:p>
+            <w:r>
+              <w:rPr>
+                <w:b w:val="0"/>
+                <w:i w:val="0"/>
+                <w:sz w:val="17"/>
+              </w:rPr>
+              <w:t>Prière de verifier l'information donnée par Mouhamadou Sagna ou corriger au niveau de la section 1.</w:t>
+            </w:r>
+          </w:p>
+        </w:tc>
+      </w:tr>
+      <w:tr>
+        <w:tc>
+          <w:tcPr>
+            <w:tcW w:type="dxa" w:w="964"/>
+          </w:tcPr>
+          <w:p>
+            <w:r>
+              <w:rPr>
+                <w:b/>
+                <w:i w:val="0"/>
+                <w:color w:val="EA580C"/>
+                <w:sz w:val="16"/>
+              </w:rPr>
+              <w:t>Moyenne</w:t>
+            </w:r>
+          </w:p>
+        </w:tc>
+        <w:tc>
+          <w:tcPr>
+            <w:tcW w:type="dxa" w:w="1247"/>
+          </w:tcPr>
+          <w:p>
+            <w:r>
+              <w:rPr>
+                <w:b/>
+                <w:i w:val="0"/>
+                <w:sz w:val="16"/>
+              </w:rPr>
+              <w:t>S01</w:t>
+              <w:br/>
+            </w:r>
+            <w:r>
+              <w:rPr>
+                <w:b w:val="0"/>
+                <w:i w:val="0"/>
+                <w:color w:val="64748B"/>
+                <w:sz w:val="14"/>
+              </w:rPr>
+              <w:t>Démographie</w:t>
+            </w:r>
+          </w:p>
+        </w:tc>
+        <w:tc>
+          <w:tcPr>
+            <w:tcW w:type="dxa" w:w="1531"/>
+          </w:tcPr>
+          <w:p>
+            <w:r>
+              <w:rPr>
+                <w:b/>
+                <w:i w:val="0"/>
+                <w:color w:val="16A34A"/>
+                <w:sz w:val="16"/>
+              </w:rPr>
+              <w:t>—</w:t>
+            </w:r>
+          </w:p>
+        </w:tc>
+        <w:tc>
+          <w:tcPr>
+            <w:tcW w:type="dxa" w:w="1191"/>
+          </w:tcPr>
+          <w:p>
+            <w:r>
+              <w:rPr>
+                <w:b w:val="0"/>
+                <w:i w:val="0"/>
+                <w:color w:val="64748B"/>
+                <w:sz w:val="16"/>
+              </w:rPr>
+              <w:t>GT-CQ</w:t>
+            </w:r>
+          </w:p>
+        </w:tc>
+        <w:tc>
+          <w:tcPr>
+            <w:tcW w:type="dxa" w:w="4706"/>
+          </w:tcPr>
+          <w:p>
+            <w:r>
+              <w:rPr>
+                <w:b w:val="0"/>
+                <w:i w:val="0"/>
+                <w:sz w:val="17"/>
+              </w:rPr>
+              <w:t>Prière de verifier l'information donnée par Ousmane Sagna ou corriger au niveau de la section 1.</w:t>
+            </w:r>
+          </w:p>
+        </w:tc>
+      </w:tr>
+      <w:tr>
+        <w:tc>
+          <w:tcPr>
+            <w:tcW w:type="dxa" w:w="964"/>
+          </w:tcPr>
+          <w:p>
+            <w:r>
+              <w:rPr>
+                <w:b/>
+                <w:i w:val="0"/>
+                <w:color w:val="EA580C"/>
+                <w:sz w:val="16"/>
+              </w:rPr>
+              <w:t>Moyenne</w:t>
+            </w:r>
+          </w:p>
+        </w:tc>
+        <w:tc>
+          <w:tcPr>
+            <w:tcW w:type="dxa" w:w="1247"/>
+          </w:tcPr>
+          <w:p>
+            <w:r>
+              <w:rPr>
+                <w:b/>
+                <w:i w:val="0"/>
+                <w:sz w:val="16"/>
+              </w:rPr>
               <w:t>S02</w:t>
               <w:br/>
             </w:r>
@@ -1984,7 +3334,7 @@
                 <w:color w:val="16A34A"/>
                 <w:sz w:val="16"/>
               </w:rPr>
-              <w:t>s01q32, s01q36, s01q38, s04q37_modif, s02q33, s02q34, s01q00b</w:t>
+              <w:t>—</w:t>
             </w:r>
           </w:p>
         </w:tc>
@@ -2015,7 +3365,7 @@
                 <w:i w:val="0"/>
                 <w:sz w:val="17"/>
               </w:rPr>
-              <w:t>Peu probable!!! Vu l'âge (15 ans) de Bocar Sagna ou l'année à laquelle Bocar Sagna a fréquenté l'école pour la dernière fois (.) le dernier diplome de Bocar Sagna ne peut être le Certificat d'études primaires (CEP), prière de corriger cette incohérence ou confirmer avec le QG.</w:t>
+              <w:t>Attention!!! le montant payé de Mamadou  Badji pour la cotisation est de 300 FCFA qui semble faible.</w:t>
             </w:r>
           </w:p>
         </w:tc>
@@ -2030,10 +3380,10 @@
               <w:rPr>
                 <w:b/>
                 <w:i w:val="0"/>
-                <w:color w:val="DC2626"/>
-                <w:sz w:val="16"/>
-              </w:rPr>
-              <w:t>Haute</w:t>
+                <w:color w:val="EA580C"/>
+                <w:sz w:val="16"/>
+              </w:rPr>
+              <w:t>Moyenne</w:t>
             </w:r>
           </w:p>
         </w:tc>
@@ -2074,7 +3424,7 @@
                 <w:color w:val="16A34A"/>
                 <w:sz w:val="16"/>
               </w:rPr>
-              <w:t>s02q33, s01q00b</w:t>
+              <w:t>—</w:t>
             </w:r>
           </w:p>
         </w:tc>
@@ -2105,7 +3455,7 @@
                 <w:i w:val="0"/>
                 <w:sz w:val="17"/>
               </w:rPr>
-              <w:t>Incoherent!!! La dernière fois que Malamine Almine Sagna a  fréquenté l'école est 9999.</w:t>
+              <w:t>Veuillez verifier cette information auprès de l'enquêté ou confirmer avec le QG.</w:t>
             </w:r>
           </w:p>
         </w:tc>
@@ -2120,10 +3470,10 @@
               <w:rPr>
                 <w:b/>
                 <w:i w:val="0"/>
-                <w:color w:val="DC2626"/>
-                <w:sz w:val="16"/>
-              </w:rPr>
-              <w:t>Haute</w:t>
+                <w:color w:val="EA580C"/>
+                <w:sz w:val="16"/>
+              </w:rPr>
+              <w:t>Moyenne</w:t>
             </w:r>
           </w:p>
         </w:tc>
@@ -2138,7 +3488,7 @@
                 <w:i w:val="0"/>
                 <w:sz w:val="16"/>
               </w:rPr>
-              <w:t>S03</w:t>
+              <w:t>S02</w:t>
               <w:br/>
             </w:r>
             <w:r>
@@ -2148,7 +3498,7 @@
                 <w:color w:val="64748B"/>
                 <w:sz w:val="14"/>
               </w:rPr>
-              <w:t>Santé</w:t>
+              <w:t>Éducation</w:t>
             </w:r>
           </w:p>
         </w:tc>
@@ -2164,7 +3514,7 @@
                 <w:color w:val="16A34A"/>
                 <w:sz w:val="16"/>
               </w:rPr>
-              <w:t>—</w:t>
+              <w:t>s01q63, s00q04, s02q25, s01q00b, s02q17_2, s02q15_2</w:t>
             </w:r>
           </w:p>
         </w:tc>
@@ -2195,7 +3545,7 @@
                 <w:i w:val="0"/>
                 <w:sz w:val="17"/>
               </w:rPr>
-              <w:t>Incohérent !!! Arfang Sagna s'est consulté la première fois pour cette maladie (Accident/Blessure) chez un médecin spécialiste et vous dites que  Arfang Sagna n'est pas concerné par le montant des frais de consultation d'un médecin spécialiste (3.15=9999).</w:t>
+              <w:t>Dans les milieux urbains c'est peu probable de voir une école dont les élèves ou étudiants ne dépensent pas en frais d'uniformes, prière de verifier pour Mamadou  Badji qui fréquente 6ème année de Primaire et corriger ou confirmer avec le QG.</w:t>
             </w:r>
           </w:p>
         </w:tc>
@@ -2210,10 +3560,10 @@
               <w:rPr>
                 <w:b/>
                 <w:i w:val="0"/>
-                <w:color w:val="DC2626"/>
-                <w:sz w:val="16"/>
-              </w:rPr>
-              <w:t>Haute</w:t>
+                <w:color w:val="EA580C"/>
+                <w:sz w:val="16"/>
+              </w:rPr>
+              <w:t>Moyenne</w:t>
             </w:r>
           </w:p>
         </w:tc>
@@ -2228,7 +3578,7 @@
                 <w:i w:val="0"/>
                 <w:sz w:val="16"/>
               </w:rPr>
-              <w:t>S03</w:t>
+              <w:t>S02</w:t>
               <w:br/>
             </w:r>
             <w:r>
@@ -2238,7 +3588,7 @@
                 <w:color w:val="64748B"/>
                 <w:sz w:val="14"/>
               </w:rPr>
-              <w:t>Santé</w:t>
+              <w:t>Éducation</w:t>
             </w:r>
           </w:p>
         </w:tc>
@@ -2285,7 +3635,7 @@
                 <w:i w:val="0"/>
                 <w:sz w:val="17"/>
               </w:rPr>
-              <w:t>Prière de verifier cette incohérence auprès de l'enquêté ou confirmer.</w:t>
+              <w:t>Attention!!! le montant payé de Mamadou  sylla sagna pour la cotisation est de 300 FCFA qui semble faible.</w:t>
             </w:r>
           </w:p>
         </w:tc>
@@ -2300,10 +3650,10 @@
               <w:rPr>
                 <w:b/>
                 <w:i w:val="0"/>
-                <w:color w:val="DC2626"/>
-                <w:sz w:val="16"/>
-              </w:rPr>
-              <w:t>Haute</w:t>
+                <w:color w:val="EA580C"/>
+                <w:sz w:val="16"/>
+              </w:rPr>
+              <w:t>Moyenne</w:t>
             </w:r>
           </w:p>
         </w:tc>
@@ -2318,7 +3668,7 @@
                 <w:i w:val="0"/>
                 <w:sz w:val="16"/>
               </w:rPr>
-              <w:t>S07</w:t>
+              <w:t>S02</w:t>
               <w:br/>
             </w:r>
             <w:r>
@@ -2328,7 +3678,7 @@
                 <w:color w:val="64748B"/>
                 <w:sz w:val="14"/>
               </w:rPr>
-              <w:t>Consommation alimentaire</w:t>
+              <w:t>Éducation</w:t>
             </w:r>
           </w:p>
         </w:tc>
@@ -2344,7 +3694,7 @@
                 <w:color w:val="16A34A"/>
                 <w:sz w:val="16"/>
               </w:rPr>
-              <w:t>s01q28, s01q29, s01q30, s02q01__1, s02q02__1, s02q03__1, s02q15, s03q18</w:t>
+              <w:t>s01q63, s00q04, s02q25, s01q00b, s02q17_2, s02q15_2</w:t>
             </w:r>
           </w:p>
         </w:tc>
@@ -2375,7 +3725,7 @@
                 <w:i w:val="0"/>
                 <w:sz w:val="17"/>
               </w:rPr>
-              <w:t>Avertissement!! Les quantités du Thé soluble ou infusion consommées en Sachets industriel semble incoherent car les ménages consomment géneralement en sachet ou en paquet, prière de corriger ou confirmer avec le QG.</w:t>
+              <w:t>Dans les milieux urbains c'est peu probable de voir une école dont les élèves ou étudiants ne dépensent pas en frais d'uniformes, prière de verifier pour Mamadou  sylla sagna qui fréquente 3ème année de Primaire et corriger ou confirmer avec le QG.</w:t>
             </w:r>
           </w:p>
         </w:tc>
@@ -2390,10 +3740,10 @@
               <w:rPr>
                 <w:b/>
                 <w:i w:val="0"/>
-                <w:color w:val="DC2626"/>
-                <w:sz w:val="16"/>
-              </w:rPr>
-              <w:t>Haute</w:t>
+                <w:color w:val="EA580C"/>
+                <w:sz w:val="16"/>
+              </w:rPr>
+              <w:t>Moyenne</w:t>
             </w:r>
           </w:p>
         </w:tc>
@@ -2408,7 +3758,7 @@
                 <w:i w:val="0"/>
                 <w:sz w:val="16"/>
               </w:rPr>
-              <w:t>S11</w:t>
+              <w:t>S02</w:t>
               <w:br/>
             </w:r>
             <w:r>
@@ -2418,7 +3768,7 @@
                 <w:color w:val="64748B"/>
                 <w:sz w:val="14"/>
               </w:rPr>
-              <w:t>Logement / cadre de vie</w:t>
+              <w:t>Éducation</w:t>
             </w:r>
           </w:p>
         </w:tc>
@@ -2434,7 +3784,7 @@
                 <w:color w:val="16A34A"/>
                 <w:sz w:val="16"/>
               </w:rPr>
-              <w:t>s01q47__7, s02q24, s04q49, s04q59e, s04q67, s06q19, s06q20, s06q22a</w:t>
+              <w:t>—</w:t>
             </w:r>
           </w:p>
         </w:tc>
@@ -2465,7 +3815,7 @@
                 <w:i w:val="0"/>
                 <w:sz w:val="17"/>
               </w:rPr>
-              <w:t>La principale source d'énergie ( Charbon minéral) pour la cusine semble incoherent, prière de corriger ou confirmer.</w:t>
+              <w:t>Attention ! Le frais de scolarité (1000 Fcfa) de Dieynaba Sagna en 3ème année de Secondaire 1 (Moyen) Général est relativement faible par rapport aux autres frais de scolarités observés dans cette zone.</w:t>
             </w:r>
           </w:p>
         </w:tc>
@@ -2480,10 +3830,10 @@
               <w:rPr>
                 <w:b/>
                 <w:i w:val="0"/>
-                <w:color w:val="DC2626"/>
-                <w:sz w:val="16"/>
-              </w:rPr>
-              <w:t>Haute</w:t>
+                <w:color w:val="EA580C"/>
+                <w:sz w:val="16"/>
+              </w:rPr>
+              <w:t>Moyenne</w:t>
             </w:r>
           </w:p>
         </w:tc>
@@ -2498,7 +3848,7 @@
                 <w:i w:val="0"/>
                 <w:sz w:val="16"/>
               </w:rPr>
-              <w:t>S16</w:t>
+              <w:t>S02</w:t>
               <w:br/>
             </w:r>
             <w:r>
@@ -2508,7 +3858,7 @@
                 <w:color w:val="64748B"/>
                 <w:sz w:val="14"/>
               </w:rPr>
-              <w:t>Agriculture</w:t>
+              <w:t>Éducation</w:t>
             </w:r>
           </w:p>
         </w:tc>
@@ -2524,7 +3874,7 @@
                 <w:color w:val="16A34A"/>
                 <w:sz w:val="16"/>
               </w:rPr>
-              <w:t>s00q07a, s00q08, s00q10, s00q13_0, s00q15_0, s00q17_0, s00q23a, s00q23b</w:t>
+              <w:t>—</w:t>
             </w:r>
           </w:p>
         </w:tc>
@@ -2555,7 +3905,7 @@
                 <w:i w:val="0"/>
                 <w:sz w:val="17"/>
               </w:rPr>
-              <w:t>La somme des quantités consommées (0 kg), des quantités offertes (10 kg),  des quantités vendus (0 kg) et des quantités en stock (0 kg) depasse la quantité totale (1 kg) que le ménage a eu après la recolte de Tomate , prière de corriger cette incoherence.</w:t>
+              <w:t>Prière de corriger ou de confirmer avec le QG.</w:t>
             </w:r>
           </w:p>
         </w:tc>
@@ -2570,10 +3920,10 @@
               <w:rPr>
                 <w:b/>
                 <w:i w:val="0"/>
-                <w:color w:val="DC2626"/>
-                <w:sz w:val="16"/>
-              </w:rPr>
-              <w:t>Haute</w:t>
+                <w:color w:val="EA580C"/>
+                <w:sz w:val="16"/>
+              </w:rPr>
+              <w:t>Moyenne</w:t>
             </w:r>
           </w:p>
         </w:tc>
@@ -2588,7 +3938,7 @@
                 <w:i w:val="0"/>
                 <w:sz w:val="16"/>
               </w:rPr>
-              <w:t>S16</w:t>
+              <w:t>S02</w:t>
               <w:br/>
             </w:r>
             <w:r>
@@ -2598,7 +3948,7 @@
                 <w:color w:val="64748B"/>
                 <w:sz w:val="14"/>
               </w:rPr>
-              <w:t>Agriculture</w:t>
+              <w:t>Éducation</w:t>
             </w:r>
           </w:p>
         </w:tc>
@@ -2614,7 +3964,7 @@
                 <w:color w:val="16A34A"/>
                 <w:sz w:val="16"/>
               </w:rPr>
-              <w:t>s00q07a, s00q08, s00q10, s00q13_0, s00q15_0, s00q17_0, s00q23a, s00q23b</w:t>
+              <w:t>s01q63, s00q04, s02q25, s01q00b, s02q17_2, s02q15_2</w:t>
             </w:r>
           </w:p>
         </w:tc>
@@ -2645,7 +3995,7 @@
                 <w:i w:val="0"/>
                 <w:sz w:val="17"/>
               </w:rPr>
-              <w:t>La somme des quantités consommées (100 kg), des quantités offertes (5 kg),  des quantités vendus (0 kg) et des quantités en stock (0 kg) depasse la quantité totale (100 kg) que le ménage a eu après la recolte de Mil , prière de corriger cette incoherence.</w:t>
+              <w:t>Dans les milieux urbains c'est peu probable de voir une école dont les élèves ou étudiants ne dépensent pas en frais d'uniformes, prière de verifier pour Amadou Sagna qui fréquente 2ème année de Secondaire 1 (Moyen) Général et corriger ou confirmer avec le QG.</w:t>
             </w:r>
           </w:p>
         </w:tc>
@@ -2660,10 +4010,10 @@
               <w:rPr>
                 <w:b/>
                 <w:i w:val="0"/>
-                <w:color w:val="DC2626"/>
-                <w:sz w:val="16"/>
-              </w:rPr>
-              <w:t>Haute</w:t>
+                <w:color w:val="EA580C"/>
+                <w:sz w:val="16"/>
+              </w:rPr>
+              <w:t>Moyenne</w:t>
             </w:r>
           </w:p>
         </w:tc>
@@ -2678,7 +4028,7 @@
                 <w:i w:val="0"/>
                 <w:sz w:val="16"/>
               </w:rPr>
-              <w:t>S16</w:t>
+              <w:t>S02</w:t>
               <w:br/>
             </w:r>
             <w:r>
@@ -2688,7 +4038,7 @@
                 <w:color w:val="64748B"/>
                 <w:sz w:val="14"/>
               </w:rPr>
-              <w:t>Agriculture</w:t>
+              <w:t>Éducation</w:t>
             </w:r>
           </w:p>
         </w:tc>
@@ -2704,7 +4054,7 @@
                 <w:color w:val="16A34A"/>
                 <w:sz w:val="16"/>
               </w:rPr>
-              <w:t>s00q07a, s00q08, s00q10, s00q13_0, s00q15_0, s00q17_0, s00q23a, s00q23b</w:t>
+              <w:t>s01q63, s00q04, s02q25, s01q00b, s02q17_2, s02q15_2</w:t>
             </w:r>
           </w:p>
         </w:tc>
@@ -2735,7 +4085,7 @@
                 <w:i w:val="0"/>
                 <w:sz w:val="17"/>
               </w:rPr>
-              <w:t>La somme des quantités consommées (1000 kg), des quantités offertes (0 kg),  des quantités vendus (1000 kg) et des quantités en stock (0 kg) depasse la quantité totale (1 kg) que le ménage a eu après la recolte de Laitue , prière de corriger cette incoherence.</w:t>
+              <w:t>Dans les milieux urbains c'est peu probable de voir une école dont les élèves ou étudiants ne dépensent pas en frais d'uniformes, prière de verifier pour Amadou bayo qui fréquente 3ème année de Primaire et corriger ou confirmer avec le QG.</w:t>
             </w:r>
           </w:p>
         </w:tc>
@@ -2750,10 +4100,10 @@
               <w:rPr>
                 <w:b/>
                 <w:i w:val="0"/>
-                <w:color w:val="DC2626"/>
-                <w:sz w:val="16"/>
-              </w:rPr>
-              <w:t>Haute</w:t>
+                <w:color w:val="EA580C"/>
+                <w:sz w:val="16"/>
+              </w:rPr>
+              <w:t>Moyenne</w:t>
             </w:r>
           </w:p>
         </w:tc>
@@ -2768,7 +4118,7 @@
                 <w:i w:val="0"/>
                 <w:sz w:val="16"/>
               </w:rPr>
-              <w:t>S16</w:t>
+              <w:t>S02</w:t>
               <w:br/>
             </w:r>
             <w:r>
@@ -2778,7 +4128,7 @@
                 <w:color w:val="64748B"/>
                 <w:sz w:val="14"/>
               </w:rPr>
-              <w:t>Agriculture</w:t>
+              <w:t>Éducation</w:t>
             </w:r>
           </w:p>
         </w:tc>
@@ -2794,7 +4144,7 @@
                 <w:color w:val="16A34A"/>
                 <w:sz w:val="16"/>
               </w:rPr>
-              <w:t>s16dq05a, s16dq05c</w:t>
+              <w:t>s01q63, s00q04, s02q25, s01q00b, s02q17_2, s02q15_2</w:t>
             </w:r>
           </w:p>
         </w:tc>
@@ -2825,7 +4175,7 @@
                 <w:i w:val="0"/>
                 <w:sz w:val="17"/>
               </w:rPr>
-              <w:t>La quantité de s16dq05a estimée en Kg est incohérente avec la prise dans la question s16dq05c, prière de bien estimer et mettre la valeur exacte.</w:t>
+              <w:t>Dans les milieux urbains c'est peu probable de voir une école dont les élèves ou étudiants ne dépensent pas en frais d'uniformes, prière de verifier pour Bocar Sagna qui fréquente 2ème année de Secondaire 1 (Moyen) Général et corriger ou confirmer avec le QG.</w:t>
             </w:r>
           </w:p>
         </w:tc>
@@ -2840,10 +4190,10 @@
               <w:rPr>
                 <w:b/>
                 <w:i w:val="0"/>
-                <w:color w:val="DC2626"/>
-                <w:sz w:val="16"/>
-              </w:rPr>
-              <w:t>Haute</w:t>
+                <w:color w:val="EA580C"/>
+                <w:sz w:val="16"/>
+              </w:rPr>
+              <w:t>Moyenne</w:t>
             </w:r>
           </w:p>
         </w:tc>
@@ -2858,7 +4208,7 @@
                 <w:i w:val="0"/>
                 <w:sz w:val="16"/>
               </w:rPr>
-              <w:t>S20</w:t>
+              <w:t>S02</w:t>
               <w:br/>
             </w:r>
             <w:r>
@@ -2868,7 +4218,7 @@
                 <w:color w:val="64748B"/>
                 <w:sz w:val="14"/>
               </w:rPr>
-              <w:t>Gouvernance / autres</w:t>
+              <w:t>Éducation</w:t>
             </w:r>
           </w:p>
         </w:tc>
@@ -2884,7 +4234,7 @@
                 <w:color w:val="16A34A"/>
                 <w:sz w:val="16"/>
               </w:rPr>
-              <w:t>—</w:t>
+              <w:t>s01q63, s00q04, s02q25, s01q00b, s02q17_2, s02q15_2</w:t>
             </w:r>
           </w:p>
         </w:tc>
@@ -2915,7 +4265,7 @@
                 <w:i w:val="0"/>
                 <w:sz w:val="17"/>
               </w:rPr>
-              <w:t>Incohérence détectée ! Le ménage a précédemment déclaré vivre « Bien » ou « Assez bien » selon son revenu en 20A.02.</w:t>
+              <w:t>Dans les milieux urbains c'est peu probable de voir une école dont les élèves ou étudiants ne dépensent pas en frais d'uniformes, prière de verifier pour Maïmouna  Sagna qui fréquente 6ème année de Primaire et corriger ou confirmer avec le QG.</w:t>
             </w:r>
           </w:p>
         </w:tc>
@@ -2948,7 +4298,7 @@
                 <w:i w:val="0"/>
                 <w:sz w:val="16"/>
               </w:rPr>
-              <w:t>S00</w:t>
+              <w:t>S02</w:t>
               <w:br/>
             </w:r>
             <w:r>
@@ -2958,7 +4308,7 @@
                 <w:color w:val="64748B"/>
                 <w:sz w:val="14"/>
               </w:rPr>
-              <w:t>Identification</w:t>
+              <w:t>Éducation</w:t>
             </w:r>
           </w:p>
         </w:tc>
@@ -2974,7 +4324,7 @@
                 <w:color w:val="16A34A"/>
                 <w:sz w:val="16"/>
               </w:rPr>
-              <w:t>—</w:t>
+              <w:t>s01q63, s00q04, s02q25, s01q00b, s02q17_2, s02q15_2</w:t>
             </w:r>
           </w:p>
         </w:tc>
@@ -3005,7 +4355,7 @@
                 <w:i w:val="0"/>
                 <w:sz w:val="17"/>
               </w:rPr>
-              <w:t>L'adresse ou la localisation du ménage doit être bien renseignée, ne doit pas contenir des numéros de téléphone et elle semble courte pour être une adresse.</w:t>
+              <w:t>Dans les milieux urbains c'est peu probable de voir une école dont les élèves ou étudiants ne dépensent pas en frais d'uniformes, prière de verifier pour Mouhamadou Sagna qui fréquente 5ème année de Primaire et corriger ou confirmer avec le QG.</w:t>
             </w:r>
           </w:p>
         </w:tc>
@@ -3038,7 +4388,7 @@
                 <w:i w:val="0"/>
                 <w:sz w:val="16"/>
               </w:rPr>
-              <w:t>S00</w:t>
+              <w:t>S02</w:t>
               <w:br/>
             </w:r>
             <w:r>
@@ -3048,7 +4398,7 @@
                 <w:color w:val="64748B"/>
                 <w:sz w:val="14"/>
               </w:rPr>
-              <w:t>Identification</w:t>
+              <w:t>Éducation</w:t>
             </w:r>
           </w:p>
         </w:tc>
@@ -3064,7 +4414,7 @@
                 <w:color w:val="16A34A"/>
                 <w:sz w:val="16"/>
               </w:rPr>
-              <w:t>s00q12a, s00q12b</w:t>
+              <w:t>s01q63, s00q04, s02q25, s01q00b, s02q17_2, s02q15_2</w:t>
             </w:r>
           </w:p>
         </w:tc>
@@ -3095,2617 +4445,7 @@
                 <w:i w:val="0"/>
                 <w:sz w:val="17"/>
               </w:rPr>
-              <w:t>Prière de renseigner la bonne adresse.Attention! Veillez bien renseigner le deuxième numero du chef de ménage(0.12b).</w:t>
-            </w:r>
-          </w:p>
-        </w:tc>
-      </w:tr>
-      <w:tr>
-        <w:tc>
-          <w:tcPr>
-            <w:tcW w:type="dxa" w:w="964"/>
-          </w:tcPr>
-          <w:p>
-            <w:r>
-              <w:rPr>
-                <w:b/>
-                <w:i w:val="0"/>
-                <w:color w:val="EA580C"/>
-                <w:sz w:val="16"/>
-              </w:rPr>
-              <w:t>Moyenne</w:t>
-            </w:r>
-          </w:p>
-        </w:tc>
-        <w:tc>
-          <w:tcPr>
-            <w:tcW w:type="dxa" w:w="1247"/>
-          </w:tcPr>
-          <w:p>
-            <w:r>
-              <w:rPr>
-                <w:b/>
-                <w:i w:val="0"/>
-                <w:sz w:val="16"/>
-              </w:rPr>
-              <w:t>S01</w:t>
-              <w:br/>
-            </w:r>
-            <w:r>
-              <w:rPr>
-                <w:b w:val="0"/>
-                <w:i w:val="0"/>
-                <w:color w:val="64748B"/>
-                <w:sz w:val="14"/>
-              </w:rPr>
-              <w:t>Démographie</w:t>
-            </w:r>
-          </w:p>
-        </w:tc>
-        <w:tc>
-          <w:tcPr>
-            <w:tcW w:type="dxa" w:w="1531"/>
-          </w:tcPr>
-          <w:p>
-            <w:r>
-              <w:rPr>
-                <w:b/>
-                <w:i w:val="0"/>
-                <w:color w:val="16A34A"/>
-                <w:sz w:val="16"/>
-              </w:rPr>
-              <w:t>—</w:t>
-            </w:r>
-          </w:p>
-        </w:tc>
-        <w:tc>
-          <w:tcPr>
-            <w:tcW w:type="dxa" w:w="1191"/>
-          </w:tcPr>
-          <w:p>
-            <w:r>
-              <w:rPr>
-                <w:b w:val="0"/>
-                <w:i w:val="0"/>
-                <w:color w:val="64748B"/>
-                <w:sz w:val="16"/>
-              </w:rPr>
-              <w:t>GT-CQ</w:t>
-            </w:r>
-          </w:p>
-        </w:tc>
-        <w:tc>
-          <w:tcPr>
-            <w:tcW w:type="dxa" w:w="4706"/>
-          </w:tcPr>
-          <w:p>
-            <w:r>
-              <w:rPr>
-                <w:b w:val="0"/>
-                <w:i w:val="0"/>
-                <w:sz w:val="17"/>
-              </w:rPr>
-              <w:t>Prière de verifier l'information donnée par Gorgui samba Sagna ou corriger au niveau de la section 1.</w:t>
-            </w:r>
-          </w:p>
-        </w:tc>
-      </w:tr>
-      <w:tr>
-        <w:tc>
-          <w:tcPr>
-            <w:tcW w:type="dxa" w:w="964"/>
-          </w:tcPr>
-          <w:p>
-            <w:r>
-              <w:rPr>
-                <w:b/>
-                <w:i w:val="0"/>
-                <w:color w:val="EA580C"/>
-                <w:sz w:val="16"/>
-              </w:rPr>
-              <w:t>Moyenne</w:t>
-            </w:r>
-          </w:p>
-        </w:tc>
-        <w:tc>
-          <w:tcPr>
-            <w:tcW w:type="dxa" w:w="1247"/>
-          </w:tcPr>
-          <w:p>
-            <w:r>
-              <w:rPr>
-                <w:b/>
-                <w:i w:val="0"/>
-                <w:sz w:val="16"/>
-              </w:rPr>
-              <w:t>S01</w:t>
-              <w:br/>
-            </w:r>
-            <w:r>
-              <w:rPr>
-                <w:b w:val="0"/>
-                <w:i w:val="0"/>
-                <w:color w:val="64748B"/>
-                <w:sz w:val="14"/>
-              </w:rPr>
-              <w:t>Démographie</w:t>
-            </w:r>
-          </w:p>
-        </w:tc>
-        <w:tc>
-          <w:tcPr>
-            <w:tcW w:type="dxa" w:w="1531"/>
-          </w:tcPr>
-          <w:p>
-            <w:r>
-              <w:rPr>
-                <w:b/>
-                <w:i w:val="0"/>
-                <w:color w:val="16A34A"/>
-                <w:sz w:val="16"/>
-              </w:rPr>
-              <w:t>—</w:t>
-            </w:r>
-          </w:p>
-        </w:tc>
-        <w:tc>
-          <w:tcPr>
-            <w:tcW w:type="dxa" w:w="1191"/>
-          </w:tcPr>
-          <w:p>
-            <w:r>
-              <w:rPr>
-                <w:b w:val="0"/>
-                <w:i w:val="0"/>
-                <w:color w:val="64748B"/>
-                <w:sz w:val="16"/>
-              </w:rPr>
-              <w:t>GT-CQ</w:t>
-            </w:r>
-          </w:p>
-        </w:tc>
-        <w:tc>
-          <w:tcPr>
-            <w:tcW w:type="dxa" w:w="4706"/>
-          </w:tcPr>
-          <w:p>
-            <w:r>
-              <w:rPr>
-                <w:b w:val="0"/>
-                <w:i w:val="0"/>
-                <w:sz w:val="17"/>
-              </w:rPr>
-              <w:t>Prière de verifier l'information donnée par Amadou Sagna ou corriger au niveau de la section 1.</w:t>
-            </w:r>
-          </w:p>
-        </w:tc>
-      </w:tr>
-      <w:tr>
-        <w:tc>
-          <w:tcPr>
-            <w:tcW w:type="dxa" w:w="964"/>
-          </w:tcPr>
-          <w:p>
-            <w:r>
-              <w:rPr>
-                <w:b/>
-                <w:i w:val="0"/>
-                <w:color w:val="EA580C"/>
-                <w:sz w:val="16"/>
-              </w:rPr>
-              <w:t>Moyenne</w:t>
-            </w:r>
-          </w:p>
-        </w:tc>
-        <w:tc>
-          <w:tcPr>
-            <w:tcW w:type="dxa" w:w="1247"/>
-          </w:tcPr>
-          <w:p>
-            <w:r>
-              <w:rPr>
-                <w:b/>
-                <w:i w:val="0"/>
-                <w:sz w:val="16"/>
-              </w:rPr>
-              <w:t>S01</w:t>
-              <w:br/>
-            </w:r>
-            <w:r>
-              <w:rPr>
-                <w:b w:val="0"/>
-                <w:i w:val="0"/>
-                <w:color w:val="64748B"/>
-                <w:sz w:val="14"/>
-              </w:rPr>
-              <w:t>Démographie</w:t>
-            </w:r>
-          </w:p>
-        </w:tc>
-        <w:tc>
-          <w:tcPr>
-            <w:tcW w:type="dxa" w:w="1531"/>
-          </w:tcPr>
-          <w:p>
-            <w:r>
-              <w:rPr>
-                <w:b/>
-                <w:i w:val="0"/>
-                <w:color w:val="16A34A"/>
-                <w:sz w:val="16"/>
-              </w:rPr>
-              <w:t>—</w:t>
-            </w:r>
-          </w:p>
-        </w:tc>
-        <w:tc>
-          <w:tcPr>
-            <w:tcW w:type="dxa" w:w="1191"/>
-          </w:tcPr>
-          <w:p>
-            <w:r>
-              <w:rPr>
-                <w:b w:val="0"/>
-                <w:i w:val="0"/>
-                <w:color w:val="64748B"/>
-                <w:sz w:val="16"/>
-              </w:rPr>
-              <w:t>GT-CQ</w:t>
-            </w:r>
-          </w:p>
-        </w:tc>
-        <w:tc>
-          <w:tcPr>
-            <w:tcW w:type="dxa" w:w="4706"/>
-          </w:tcPr>
-          <w:p>
-            <w:r>
-              <w:rPr>
-                <w:b w:val="0"/>
-                <w:i w:val="0"/>
-                <w:sz w:val="17"/>
-              </w:rPr>
-              <w:t>Prière de verifier l'information donnée par Mouhamadou Sagna ou corriger au niveau de la section 1.</w:t>
-            </w:r>
-          </w:p>
-        </w:tc>
-      </w:tr>
-      <w:tr>
-        <w:tc>
-          <w:tcPr>
-            <w:tcW w:type="dxa" w:w="964"/>
-          </w:tcPr>
-          <w:p>
-            <w:r>
-              <w:rPr>
-                <w:b/>
-                <w:i w:val="0"/>
-                <w:color w:val="EA580C"/>
-                <w:sz w:val="16"/>
-              </w:rPr>
-              <w:t>Moyenne</w:t>
-            </w:r>
-          </w:p>
-        </w:tc>
-        <w:tc>
-          <w:tcPr>
-            <w:tcW w:type="dxa" w:w="1247"/>
-          </w:tcPr>
-          <w:p>
-            <w:r>
-              <w:rPr>
-                <w:b/>
-                <w:i w:val="0"/>
-                <w:sz w:val="16"/>
-              </w:rPr>
-              <w:t>S01</w:t>
-              <w:br/>
-            </w:r>
-            <w:r>
-              <w:rPr>
-                <w:b w:val="0"/>
-                <w:i w:val="0"/>
-                <w:color w:val="64748B"/>
-                <w:sz w:val="14"/>
-              </w:rPr>
-              <w:t>Démographie</w:t>
-            </w:r>
-          </w:p>
-        </w:tc>
-        <w:tc>
-          <w:tcPr>
-            <w:tcW w:type="dxa" w:w="1531"/>
-          </w:tcPr>
-          <w:p>
-            <w:r>
-              <w:rPr>
-                <w:b/>
-                <w:i w:val="0"/>
-                <w:color w:val="16A34A"/>
-                <w:sz w:val="16"/>
-              </w:rPr>
-              <w:t>—</w:t>
-            </w:r>
-          </w:p>
-        </w:tc>
-        <w:tc>
-          <w:tcPr>
-            <w:tcW w:type="dxa" w:w="1191"/>
-          </w:tcPr>
-          <w:p>
-            <w:r>
-              <w:rPr>
-                <w:b w:val="0"/>
-                <w:i w:val="0"/>
-                <w:color w:val="64748B"/>
-                <w:sz w:val="16"/>
-              </w:rPr>
-              <w:t>GT-CQ</w:t>
-            </w:r>
-          </w:p>
-        </w:tc>
-        <w:tc>
-          <w:tcPr>
-            <w:tcW w:type="dxa" w:w="4706"/>
-          </w:tcPr>
-          <w:p>
-            <w:r>
-              <w:rPr>
-                <w:b w:val="0"/>
-                <w:i w:val="0"/>
-                <w:sz w:val="17"/>
-              </w:rPr>
-              <w:t>Prière de verifier l'information donnée par Ousmane Sagna ou corriger au niveau de la section 1.</w:t>
-            </w:r>
-          </w:p>
-        </w:tc>
-      </w:tr>
-      <w:tr>
-        <w:tc>
-          <w:tcPr>
-            <w:tcW w:type="dxa" w:w="964"/>
-          </w:tcPr>
-          <w:p>
-            <w:r>
-              <w:rPr>
-                <w:b/>
-                <w:i w:val="0"/>
-                <w:color w:val="EA580C"/>
-                <w:sz w:val="16"/>
-              </w:rPr>
-              <w:t>Moyenne</w:t>
-            </w:r>
-          </w:p>
-        </w:tc>
-        <w:tc>
-          <w:tcPr>
-            <w:tcW w:type="dxa" w:w="1247"/>
-          </w:tcPr>
-          <w:p>
-            <w:r>
-              <w:rPr>
-                <w:b/>
-                <w:i w:val="0"/>
-                <w:sz w:val="16"/>
-              </w:rPr>
-              <w:t>S02</w:t>
-              <w:br/>
-            </w:r>
-            <w:r>
-              <w:rPr>
-                <w:b w:val="0"/>
-                <w:i w:val="0"/>
-                <w:color w:val="64748B"/>
-                <w:sz w:val="14"/>
-              </w:rPr>
-              <w:t>Éducation</w:t>
-            </w:r>
-          </w:p>
-        </w:tc>
-        <w:tc>
-          <w:tcPr>
-            <w:tcW w:type="dxa" w:w="1531"/>
-          </w:tcPr>
-          <w:p>
-            <w:r>
-              <w:rPr>
-                <w:b/>
-                <w:i w:val="0"/>
-                <w:color w:val="16A34A"/>
-                <w:sz w:val="16"/>
-              </w:rPr>
-              <w:t>—</w:t>
-            </w:r>
-          </w:p>
-        </w:tc>
-        <w:tc>
-          <w:tcPr>
-            <w:tcW w:type="dxa" w:w="1191"/>
-          </w:tcPr>
-          <w:p>
-            <w:r>
-              <w:rPr>
-                <w:b w:val="0"/>
-                <w:i w:val="0"/>
-                <w:color w:val="64748B"/>
-                <w:sz w:val="16"/>
-              </w:rPr>
-              <w:t>GT-CQ</w:t>
-            </w:r>
-          </w:p>
-        </w:tc>
-        <w:tc>
-          <w:tcPr>
-            <w:tcW w:type="dxa" w:w="4706"/>
-          </w:tcPr>
-          <w:p>
-            <w:r>
-              <w:rPr>
-                <w:b w:val="0"/>
-                <w:i w:val="0"/>
-                <w:sz w:val="17"/>
-              </w:rPr>
-              <w:t>veuillez, s'il vous plait, confirmer la cotisation ( 500 FCFA) payée de Amadou Sagna avec le QG ou apporter les corrections nécessaires.</w:t>
-            </w:r>
-          </w:p>
-        </w:tc>
-      </w:tr>
-      <w:tr>
-        <w:tc>
-          <w:tcPr>
-            <w:tcW w:type="dxa" w:w="964"/>
-          </w:tcPr>
-          <w:p>
-            <w:r>
-              <w:rPr>
-                <w:b/>
-                <w:i w:val="0"/>
-                <w:color w:val="EA580C"/>
-                <w:sz w:val="16"/>
-              </w:rPr>
-              <w:t>Moyenne</w:t>
-            </w:r>
-          </w:p>
-        </w:tc>
-        <w:tc>
-          <w:tcPr>
-            <w:tcW w:type="dxa" w:w="1247"/>
-          </w:tcPr>
-          <w:p>
-            <w:r>
-              <w:rPr>
-                <w:b/>
-                <w:i w:val="0"/>
-                <w:sz w:val="16"/>
-              </w:rPr>
-              <w:t>S02</w:t>
-              <w:br/>
-            </w:r>
-            <w:r>
-              <w:rPr>
-                <w:b w:val="0"/>
-                <w:i w:val="0"/>
-                <w:color w:val="64748B"/>
-                <w:sz w:val="14"/>
-              </w:rPr>
-              <w:t>Éducation</w:t>
-            </w:r>
-          </w:p>
-        </w:tc>
-        <w:tc>
-          <w:tcPr>
-            <w:tcW w:type="dxa" w:w="1531"/>
-          </w:tcPr>
-          <w:p>
-            <w:r>
-              <w:rPr>
-                <w:b/>
-                <w:i w:val="0"/>
-                <w:color w:val="16A34A"/>
-                <w:sz w:val="16"/>
-              </w:rPr>
-              <w:t>s01q63, s00q04, s02q25, s01q00b, s02q17_2, s02q15_2</w:t>
-            </w:r>
-          </w:p>
-        </w:tc>
-        <w:tc>
-          <w:tcPr>
-            <w:tcW w:type="dxa" w:w="1191"/>
-          </w:tcPr>
-          <w:p>
-            <w:r>
-              <w:rPr>
-                <w:b w:val="0"/>
-                <w:i w:val="0"/>
-                <w:color w:val="64748B"/>
-                <w:sz w:val="16"/>
-              </w:rPr>
-              <w:t>GT-CQ</w:t>
-            </w:r>
-          </w:p>
-        </w:tc>
-        <w:tc>
-          <w:tcPr>
-            <w:tcW w:type="dxa" w:w="4706"/>
-          </w:tcPr>
-          <w:p>
-            <w:r>
-              <w:rPr>
-                <w:b w:val="0"/>
-                <w:i w:val="0"/>
-                <w:sz w:val="17"/>
-              </w:rPr>
-              <w:t>Dans les milieux urbains c'est peu probable de voir une école dont les élèves ou étudiants ne dépensent pas en frais d'uniformes, prière de verifier pour Amadou Sagna qui fréquente 2ème année de Secondaire 1 (Moyen) Général et corriger ou confirmer avec le QG.</w:t>
-            </w:r>
-          </w:p>
-        </w:tc>
-      </w:tr>
-      <w:tr>
-        <w:tc>
-          <w:tcPr>
-            <w:tcW w:type="dxa" w:w="964"/>
-          </w:tcPr>
-          <w:p>
-            <w:r>
-              <w:rPr>
-                <w:b/>
-                <w:i w:val="0"/>
-                <w:color w:val="EA580C"/>
-                <w:sz w:val="16"/>
-              </w:rPr>
-              <w:t>Moyenne</w:t>
-            </w:r>
-          </w:p>
-        </w:tc>
-        <w:tc>
-          <w:tcPr>
-            <w:tcW w:type="dxa" w:w="1247"/>
-          </w:tcPr>
-          <w:p>
-            <w:r>
-              <w:rPr>
-                <w:b/>
-                <w:i w:val="0"/>
-                <w:sz w:val="16"/>
-              </w:rPr>
-              <w:t>S02</w:t>
-              <w:br/>
-            </w:r>
-            <w:r>
-              <w:rPr>
-                <w:b w:val="0"/>
-                <w:i w:val="0"/>
-                <w:color w:val="64748B"/>
-                <w:sz w:val="14"/>
-              </w:rPr>
-              <w:t>Éducation</w:t>
-            </w:r>
-          </w:p>
-        </w:tc>
-        <w:tc>
-          <w:tcPr>
-            <w:tcW w:type="dxa" w:w="1531"/>
-          </w:tcPr>
-          <w:p>
-            <w:r>
-              <w:rPr>
-                <w:b/>
-                <w:i w:val="0"/>
-                <w:color w:val="16A34A"/>
-                <w:sz w:val="16"/>
-              </w:rPr>
-              <w:t>—</w:t>
-            </w:r>
-          </w:p>
-        </w:tc>
-        <w:tc>
-          <w:tcPr>
-            <w:tcW w:type="dxa" w:w="1191"/>
-          </w:tcPr>
-          <w:p>
-            <w:r>
-              <w:rPr>
-                <w:b w:val="0"/>
-                <w:i w:val="0"/>
-                <w:color w:val="64748B"/>
-                <w:sz w:val="16"/>
-              </w:rPr>
-              <w:t>GT-CQ</w:t>
-            </w:r>
-          </w:p>
-        </w:tc>
-        <w:tc>
-          <w:tcPr>
-            <w:tcW w:type="dxa" w:w="4706"/>
-          </w:tcPr>
-          <w:p>
-            <w:r>
-              <w:rPr>
-                <w:b w:val="0"/>
-                <w:i w:val="0"/>
-                <w:sz w:val="17"/>
-              </w:rPr>
-              <w:t>veuillez, s'il vous plait, confirmer les frais de scolarité ( 1000 FCFA) payée de Amadou bayo avec le QG ou apporter les corrections nécessaires.</w:t>
-            </w:r>
-          </w:p>
-        </w:tc>
-      </w:tr>
-      <w:tr>
-        <w:tc>
-          <w:tcPr>
-            <w:tcW w:type="dxa" w:w="964"/>
-          </w:tcPr>
-          <w:p>
-            <w:r>
-              <w:rPr>
-                <w:b/>
-                <w:i w:val="0"/>
-                <w:color w:val="EA580C"/>
-                <w:sz w:val="16"/>
-              </w:rPr>
-              <w:t>Moyenne</w:t>
-            </w:r>
-          </w:p>
-        </w:tc>
-        <w:tc>
-          <w:tcPr>
-            <w:tcW w:type="dxa" w:w="1247"/>
-          </w:tcPr>
-          <w:p>
-            <w:r>
-              <w:rPr>
-                <w:b/>
-                <w:i w:val="0"/>
-                <w:sz w:val="16"/>
-              </w:rPr>
-              <w:t>S02</w:t>
-              <w:br/>
-            </w:r>
-            <w:r>
-              <w:rPr>
-                <w:b w:val="0"/>
-                <w:i w:val="0"/>
-                <w:color w:val="64748B"/>
-                <w:sz w:val="14"/>
-              </w:rPr>
-              <w:t>Éducation</w:t>
-            </w:r>
-          </w:p>
-        </w:tc>
-        <w:tc>
-          <w:tcPr>
-            <w:tcW w:type="dxa" w:w="1531"/>
-          </w:tcPr>
-          <w:p>
-            <w:r>
-              <w:rPr>
-                <w:b/>
-                <w:i w:val="0"/>
-                <w:color w:val="16A34A"/>
-                <w:sz w:val="16"/>
-              </w:rPr>
-              <w:t>s01q63, s00q04, s02q25, s01q00b, s02q17_2, s02q15_2</w:t>
-            </w:r>
-          </w:p>
-        </w:tc>
-        <w:tc>
-          <w:tcPr>
-            <w:tcW w:type="dxa" w:w="1191"/>
-          </w:tcPr>
-          <w:p>
-            <w:r>
-              <w:rPr>
-                <w:b w:val="0"/>
-                <w:i w:val="0"/>
-                <w:color w:val="64748B"/>
-                <w:sz w:val="16"/>
-              </w:rPr>
-              <w:t>GT-CQ</w:t>
-            </w:r>
-          </w:p>
-        </w:tc>
-        <w:tc>
-          <w:tcPr>
-            <w:tcW w:type="dxa" w:w="4706"/>
-          </w:tcPr>
-          <w:p>
-            <w:r>
-              <w:rPr>
-                <w:b w:val="0"/>
-                <w:i w:val="0"/>
-                <w:sz w:val="17"/>
-              </w:rPr>
-              <w:t>Dans les milieux urbains c'est peu probable de voir une école dont les élèves ou étudiants ne dépensent pas en frais d'uniformes, prière de verifier pour Amadou bayo qui fréquente 3ème année de Primaire et corriger ou confirmer avec le QG.</w:t>
-            </w:r>
-          </w:p>
-        </w:tc>
-      </w:tr>
-      <w:tr>
-        <w:tc>
-          <w:tcPr>
-            <w:tcW w:type="dxa" w:w="964"/>
-          </w:tcPr>
-          <w:p>
-            <w:r>
-              <w:rPr>
-                <w:b/>
-                <w:i w:val="0"/>
-                <w:color w:val="EA580C"/>
-                <w:sz w:val="16"/>
-              </w:rPr>
-              <w:t>Moyenne</w:t>
-            </w:r>
-          </w:p>
-        </w:tc>
-        <w:tc>
-          <w:tcPr>
-            <w:tcW w:type="dxa" w:w="1247"/>
-          </w:tcPr>
-          <w:p>
-            <w:r>
-              <w:rPr>
-                <w:b/>
-                <w:i w:val="0"/>
-                <w:sz w:val="16"/>
-              </w:rPr>
-              <w:t>S02</w:t>
-              <w:br/>
-            </w:r>
-            <w:r>
-              <w:rPr>
-                <w:b w:val="0"/>
-                <w:i w:val="0"/>
-                <w:color w:val="64748B"/>
-                <w:sz w:val="14"/>
-              </w:rPr>
-              <w:t>Éducation</w:t>
-            </w:r>
-          </w:p>
-        </w:tc>
-        <w:tc>
-          <w:tcPr>
-            <w:tcW w:type="dxa" w:w="1531"/>
-          </w:tcPr>
-          <w:p>
-            <w:r>
-              <w:rPr>
-                <w:b/>
-                <w:i w:val="0"/>
-                <w:color w:val="16A34A"/>
-                <w:sz w:val="16"/>
-              </w:rPr>
-              <w:t>—</w:t>
-            </w:r>
-          </w:p>
-        </w:tc>
-        <w:tc>
-          <w:tcPr>
-            <w:tcW w:type="dxa" w:w="1191"/>
-          </w:tcPr>
-          <w:p>
-            <w:r>
-              <w:rPr>
-                <w:b w:val="0"/>
-                <w:i w:val="0"/>
-                <w:color w:val="64748B"/>
-                <w:sz w:val="16"/>
-              </w:rPr>
-              <w:t>GT-CQ</w:t>
-            </w:r>
-          </w:p>
-        </w:tc>
-        <w:tc>
-          <w:tcPr>
-            <w:tcW w:type="dxa" w:w="4706"/>
-          </w:tcPr>
-          <w:p>
-            <w:r>
-              <w:rPr>
-                <w:b w:val="0"/>
-                <w:i w:val="0"/>
-                <w:sz w:val="17"/>
-              </w:rPr>
-              <w:t>veuillez, s'il vous plait, confirmer les frais de scolarité ( 1000 FCFA) payée de Dieynaba Sagna avec le QG ou apporter les corrections nécessaires.</w:t>
-            </w:r>
-          </w:p>
-        </w:tc>
-      </w:tr>
-      <w:tr>
-        <w:tc>
-          <w:tcPr>
-            <w:tcW w:type="dxa" w:w="964"/>
-          </w:tcPr>
-          <w:p>
-            <w:r>
-              <w:rPr>
-                <w:b/>
-                <w:i w:val="0"/>
-                <w:color w:val="EA580C"/>
-                <w:sz w:val="16"/>
-              </w:rPr>
-              <w:t>Moyenne</w:t>
-            </w:r>
-          </w:p>
-        </w:tc>
-        <w:tc>
-          <w:tcPr>
-            <w:tcW w:type="dxa" w:w="1247"/>
-          </w:tcPr>
-          <w:p>
-            <w:r>
-              <w:rPr>
-                <w:b/>
-                <w:i w:val="0"/>
-                <w:sz w:val="16"/>
-              </w:rPr>
-              <w:t>S02</w:t>
-              <w:br/>
-            </w:r>
-            <w:r>
-              <w:rPr>
-                <w:b w:val="0"/>
-                <w:i w:val="0"/>
-                <w:color w:val="64748B"/>
-                <w:sz w:val="14"/>
-              </w:rPr>
-              <w:t>Éducation</w:t>
-            </w:r>
-          </w:p>
-        </w:tc>
-        <w:tc>
-          <w:tcPr>
-            <w:tcW w:type="dxa" w:w="1531"/>
-          </w:tcPr>
-          <w:p>
-            <w:r>
-              <w:rPr>
-                <w:b/>
-                <w:i w:val="0"/>
-                <w:color w:val="16A34A"/>
-                <w:sz w:val="16"/>
-              </w:rPr>
-              <w:t>—</w:t>
-            </w:r>
-          </w:p>
-        </w:tc>
-        <w:tc>
-          <w:tcPr>
-            <w:tcW w:type="dxa" w:w="1191"/>
-          </w:tcPr>
-          <w:p>
-            <w:r>
-              <w:rPr>
-                <w:b w:val="0"/>
-                <w:i w:val="0"/>
-                <w:color w:val="64748B"/>
-                <w:sz w:val="16"/>
-              </w:rPr>
-              <w:t>GT-CQ</w:t>
-            </w:r>
-          </w:p>
-        </w:tc>
-        <w:tc>
-          <w:tcPr>
-            <w:tcW w:type="dxa" w:w="4706"/>
-          </w:tcPr>
-          <w:p>
-            <w:r>
-              <w:rPr>
-                <w:b w:val="0"/>
-                <w:i w:val="0"/>
-                <w:sz w:val="17"/>
-              </w:rPr>
-              <w:t>Attention ! Le frais de scolarité (1000 Fcfa) de Dieynaba Sagna en 3ème année de Secondaire 1 (Moyen) Général est relativement faible par rapport aux autres frais de scolarités observés dans cette zone.</w:t>
-            </w:r>
-          </w:p>
-        </w:tc>
-      </w:tr>
-      <w:tr>
-        <w:tc>
-          <w:tcPr>
-            <w:tcW w:type="dxa" w:w="964"/>
-          </w:tcPr>
-          <w:p>
-            <w:r>
-              <w:rPr>
-                <w:b/>
-                <w:i w:val="0"/>
-                <w:color w:val="EA580C"/>
-                <w:sz w:val="16"/>
-              </w:rPr>
-              <w:t>Moyenne</w:t>
-            </w:r>
-          </w:p>
-        </w:tc>
-        <w:tc>
-          <w:tcPr>
-            <w:tcW w:type="dxa" w:w="1247"/>
-          </w:tcPr>
-          <w:p>
-            <w:r>
-              <w:rPr>
-                <w:b/>
-                <w:i w:val="0"/>
-                <w:sz w:val="16"/>
-              </w:rPr>
-              <w:t>S02</w:t>
-              <w:br/>
-            </w:r>
-            <w:r>
-              <w:rPr>
-                <w:b w:val="0"/>
-                <w:i w:val="0"/>
-                <w:color w:val="64748B"/>
-                <w:sz w:val="14"/>
-              </w:rPr>
-              <w:t>Éducation</w:t>
-            </w:r>
-          </w:p>
-        </w:tc>
-        <w:tc>
-          <w:tcPr>
-            <w:tcW w:type="dxa" w:w="1531"/>
-          </w:tcPr>
-          <w:p>
-            <w:r>
-              <w:rPr>
-                <w:b/>
-                <w:i w:val="0"/>
-                <w:color w:val="16A34A"/>
-                <w:sz w:val="16"/>
-              </w:rPr>
-              <w:t>—</w:t>
-            </w:r>
-          </w:p>
-        </w:tc>
-        <w:tc>
-          <w:tcPr>
-            <w:tcW w:type="dxa" w:w="1191"/>
-          </w:tcPr>
-          <w:p>
-            <w:r>
-              <w:rPr>
-                <w:b w:val="0"/>
-                <w:i w:val="0"/>
-                <w:color w:val="64748B"/>
-                <w:sz w:val="16"/>
-              </w:rPr>
-              <w:t>GT-CQ</w:t>
-            </w:r>
-          </w:p>
-        </w:tc>
-        <w:tc>
-          <w:tcPr>
-            <w:tcW w:type="dxa" w:w="4706"/>
-          </w:tcPr>
-          <w:p>
-            <w:r>
-              <w:rPr>
-                <w:b w:val="0"/>
-                <w:i w:val="0"/>
-                <w:sz w:val="17"/>
-              </w:rPr>
-              <w:t>Prière de corriger ou de confirmer avec le QG.</w:t>
-            </w:r>
-          </w:p>
-        </w:tc>
-      </w:tr>
-      <w:tr>
-        <w:tc>
-          <w:tcPr>
-            <w:tcW w:type="dxa" w:w="964"/>
-          </w:tcPr>
-          <w:p>
-            <w:r>
-              <w:rPr>
-                <w:b/>
-                <w:i w:val="0"/>
-                <w:color w:val="EA580C"/>
-                <w:sz w:val="16"/>
-              </w:rPr>
-              <w:t>Moyenne</w:t>
-            </w:r>
-          </w:p>
-        </w:tc>
-        <w:tc>
-          <w:tcPr>
-            <w:tcW w:type="dxa" w:w="1247"/>
-          </w:tcPr>
-          <w:p>
-            <w:r>
-              <w:rPr>
-                <w:b/>
-                <w:i w:val="0"/>
-                <w:sz w:val="16"/>
-              </w:rPr>
-              <w:t>S02</w:t>
-              <w:br/>
-            </w:r>
-            <w:r>
-              <w:rPr>
-                <w:b w:val="0"/>
-                <w:i w:val="0"/>
-                <w:color w:val="64748B"/>
-                <w:sz w:val="14"/>
-              </w:rPr>
-              <w:t>Éducation</w:t>
-            </w:r>
-          </w:p>
-        </w:tc>
-        <w:tc>
-          <w:tcPr>
-            <w:tcW w:type="dxa" w:w="1531"/>
-          </w:tcPr>
-          <w:p>
-            <w:r>
-              <w:rPr>
-                <w:b/>
-                <w:i w:val="0"/>
-                <w:color w:val="16A34A"/>
-                <w:sz w:val="16"/>
-              </w:rPr>
-              <w:t>—</w:t>
-            </w:r>
-          </w:p>
-        </w:tc>
-        <w:tc>
-          <w:tcPr>
-            <w:tcW w:type="dxa" w:w="1191"/>
-          </w:tcPr>
-          <w:p>
-            <w:r>
-              <w:rPr>
-                <w:b w:val="0"/>
-                <w:i w:val="0"/>
-                <w:color w:val="64748B"/>
-                <w:sz w:val="16"/>
-              </w:rPr>
-              <w:t>GT-CQ</w:t>
-            </w:r>
-          </w:p>
-        </w:tc>
-        <w:tc>
-          <w:tcPr>
-            <w:tcW w:type="dxa" w:w="4706"/>
-          </w:tcPr>
-          <w:p>
-            <w:r>
-              <w:rPr>
-                <w:b w:val="0"/>
-                <w:i w:val="0"/>
-                <w:sz w:val="17"/>
-              </w:rPr>
-              <w:t>veuillez, s'il vous plait, confirmer les frais de scolarité ( 1000 FCFA) payée de Mamadou  Badji avec le QG ou apporter les corrections nécessaires.</w:t>
-            </w:r>
-          </w:p>
-        </w:tc>
-      </w:tr>
-      <w:tr>
-        <w:tc>
-          <w:tcPr>
-            <w:tcW w:type="dxa" w:w="964"/>
-          </w:tcPr>
-          <w:p>
-            <w:r>
-              <w:rPr>
-                <w:b/>
-                <w:i w:val="0"/>
-                <w:color w:val="EA580C"/>
-                <w:sz w:val="16"/>
-              </w:rPr>
-              <w:t>Moyenne</w:t>
-            </w:r>
-          </w:p>
-        </w:tc>
-        <w:tc>
-          <w:tcPr>
-            <w:tcW w:type="dxa" w:w="1247"/>
-          </w:tcPr>
-          <w:p>
-            <w:r>
-              <w:rPr>
-                <w:b/>
-                <w:i w:val="0"/>
-                <w:sz w:val="16"/>
-              </w:rPr>
-              <w:t>S02</w:t>
-              <w:br/>
-            </w:r>
-            <w:r>
-              <w:rPr>
-                <w:b w:val="0"/>
-                <w:i w:val="0"/>
-                <w:color w:val="64748B"/>
-                <w:sz w:val="14"/>
-              </w:rPr>
-              <w:t>Éducation</w:t>
-            </w:r>
-          </w:p>
-        </w:tc>
-        <w:tc>
-          <w:tcPr>
-            <w:tcW w:type="dxa" w:w="1531"/>
-          </w:tcPr>
-          <w:p>
-            <w:r>
-              <w:rPr>
-                <w:b/>
-                <w:i w:val="0"/>
-                <w:color w:val="16A34A"/>
-                <w:sz w:val="16"/>
-              </w:rPr>
-              <w:t>—</w:t>
-            </w:r>
-          </w:p>
-        </w:tc>
-        <w:tc>
-          <w:tcPr>
-            <w:tcW w:type="dxa" w:w="1191"/>
-          </w:tcPr>
-          <w:p>
-            <w:r>
-              <w:rPr>
-                <w:b w:val="0"/>
-                <w:i w:val="0"/>
-                <w:color w:val="64748B"/>
-                <w:sz w:val="16"/>
-              </w:rPr>
-              <w:t>GT-CQ</w:t>
-            </w:r>
-          </w:p>
-        </w:tc>
-        <w:tc>
-          <w:tcPr>
-            <w:tcW w:type="dxa" w:w="4706"/>
-          </w:tcPr>
-          <w:p>
-            <w:r>
-              <w:rPr>
-                <w:b w:val="0"/>
-                <w:i w:val="0"/>
-                <w:sz w:val="17"/>
-              </w:rPr>
-              <w:t>Attention!!! le montant payé de Mamadou  Badji pour la cotisation est de 300 FCFA qui semble faible.</w:t>
-            </w:r>
-          </w:p>
-        </w:tc>
-      </w:tr>
-      <w:tr>
-        <w:tc>
-          <w:tcPr>
-            <w:tcW w:type="dxa" w:w="964"/>
-          </w:tcPr>
-          <w:p>
-            <w:r>
-              <w:rPr>
-                <w:b/>
-                <w:i w:val="0"/>
-                <w:color w:val="EA580C"/>
-                <w:sz w:val="16"/>
-              </w:rPr>
-              <w:t>Moyenne</w:t>
-            </w:r>
-          </w:p>
-        </w:tc>
-        <w:tc>
-          <w:tcPr>
-            <w:tcW w:type="dxa" w:w="1247"/>
-          </w:tcPr>
-          <w:p>
-            <w:r>
-              <w:rPr>
-                <w:b/>
-                <w:i w:val="0"/>
-                <w:sz w:val="16"/>
-              </w:rPr>
-              <w:t>S02</w:t>
-              <w:br/>
-            </w:r>
-            <w:r>
-              <w:rPr>
-                <w:b w:val="0"/>
-                <w:i w:val="0"/>
-                <w:color w:val="64748B"/>
-                <w:sz w:val="14"/>
-              </w:rPr>
-              <w:t>Éducation</w:t>
-            </w:r>
-          </w:p>
-        </w:tc>
-        <w:tc>
-          <w:tcPr>
-            <w:tcW w:type="dxa" w:w="1531"/>
-          </w:tcPr>
-          <w:p>
-            <w:r>
-              <w:rPr>
-                <w:b/>
-                <w:i w:val="0"/>
-                <w:color w:val="16A34A"/>
-                <w:sz w:val="16"/>
-              </w:rPr>
-              <w:t>—</w:t>
-            </w:r>
-          </w:p>
-        </w:tc>
-        <w:tc>
-          <w:tcPr>
-            <w:tcW w:type="dxa" w:w="1191"/>
-          </w:tcPr>
-          <w:p>
-            <w:r>
-              <w:rPr>
-                <w:b w:val="0"/>
-                <w:i w:val="0"/>
-                <w:color w:val="64748B"/>
-                <w:sz w:val="16"/>
-              </w:rPr>
-              <w:t>GT-CQ</w:t>
-            </w:r>
-          </w:p>
-        </w:tc>
-        <w:tc>
-          <w:tcPr>
-            <w:tcW w:type="dxa" w:w="4706"/>
-          </w:tcPr>
-          <w:p>
-            <w:r>
-              <w:rPr>
-                <w:b w:val="0"/>
-                <w:i w:val="0"/>
-                <w:sz w:val="17"/>
-              </w:rPr>
-              <w:t>Veuillez verifier cette information auprès de l'enquêté ou confirmer avec le QG.</w:t>
-            </w:r>
-          </w:p>
-        </w:tc>
-      </w:tr>
-      <w:tr>
-        <w:tc>
-          <w:tcPr>
-            <w:tcW w:type="dxa" w:w="964"/>
-          </w:tcPr>
-          <w:p>
-            <w:r>
-              <w:rPr>
-                <w:b/>
-                <w:i w:val="0"/>
-                <w:color w:val="EA580C"/>
-                <w:sz w:val="16"/>
-              </w:rPr>
-              <w:t>Moyenne</w:t>
-            </w:r>
-          </w:p>
-        </w:tc>
-        <w:tc>
-          <w:tcPr>
-            <w:tcW w:type="dxa" w:w="1247"/>
-          </w:tcPr>
-          <w:p>
-            <w:r>
-              <w:rPr>
-                <w:b/>
-                <w:i w:val="0"/>
-                <w:sz w:val="16"/>
-              </w:rPr>
-              <w:t>S02</w:t>
-              <w:br/>
-            </w:r>
-            <w:r>
-              <w:rPr>
-                <w:b w:val="0"/>
-                <w:i w:val="0"/>
-                <w:color w:val="64748B"/>
-                <w:sz w:val="14"/>
-              </w:rPr>
-              <w:t>Éducation</w:t>
-            </w:r>
-          </w:p>
-        </w:tc>
-        <w:tc>
-          <w:tcPr>
-            <w:tcW w:type="dxa" w:w="1531"/>
-          </w:tcPr>
-          <w:p>
-            <w:r>
-              <w:rPr>
-                <w:b/>
-                <w:i w:val="0"/>
-                <w:color w:val="16A34A"/>
-                <w:sz w:val="16"/>
-              </w:rPr>
-              <w:t>s01q63, s00q04, s02q25, s01q00b, s02q17_2, s02q15_2</w:t>
-            </w:r>
-          </w:p>
-        </w:tc>
-        <w:tc>
-          <w:tcPr>
-            <w:tcW w:type="dxa" w:w="1191"/>
-          </w:tcPr>
-          <w:p>
-            <w:r>
-              <w:rPr>
-                <w:b w:val="0"/>
-                <w:i w:val="0"/>
-                <w:color w:val="64748B"/>
-                <w:sz w:val="16"/>
-              </w:rPr>
-              <w:t>GT-CQ</w:t>
-            </w:r>
-          </w:p>
-        </w:tc>
-        <w:tc>
-          <w:tcPr>
-            <w:tcW w:type="dxa" w:w="4706"/>
-          </w:tcPr>
-          <w:p>
-            <w:r>
-              <w:rPr>
-                <w:b w:val="0"/>
-                <w:i w:val="0"/>
-                <w:sz w:val="17"/>
-              </w:rPr>
-              <w:t>Dans les milieux urbains c'est peu probable de voir une école dont les élèves ou étudiants ne dépensent pas en frais d'uniformes, prière de verifier pour Mamadou  Badji qui fréquente 6ème année de Primaire et corriger ou confirmer avec le QG.</w:t>
-            </w:r>
-          </w:p>
-        </w:tc>
-      </w:tr>
-      <w:tr>
-        <w:tc>
-          <w:tcPr>
-            <w:tcW w:type="dxa" w:w="964"/>
-          </w:tcPr>
-          <w:p>
-            <w:r>
-              <w:rPr>
-                <w:b/>
-                <w:i w:val="0"/>
-                <w:color w:val="EA580C"/>
-                <w:sz w:val="16"/>
-              </w:rPr>
-              <w:t>Moyenne</w:t>
-            </w:r>
-          </w:p>
-        </w:tc>
-        <w:tc>
-          <w:tcPr>
-            <w:tcW w:type="dxa" w:w="1247"/>
-          </w:tcPr>
-          <w:p>
-            <w:r>
-              <w:rPr>
-                <w:b/>
-                <w:i w:val="0"/>
-                <w:sz w:val="16"/>
-              </w:rPr>
-              <w:t>S02</w:t>
-              <w:br/>
-            </w:r>
-            <w:r>
-              <w:rPr>
-                <w:b w:val="0"/>
-                <w:i w:val="0"/>
-                <w:color w:val="64748B"/>
-                <w:sz w:val="14"/>
-              </w:rPr>
-              <w:t>Éducation</w:t>
-            </w:r>
-          </w:p>
-        </w:tc>
-        <w:tc>
-          <w:tcPr>
-            <w:tcW w:type="dxa" w:w="1531"/>
-          </w:tcPr>
-          <w:p>
-            <w:r>
-              <w:rPr>
-                <w:b/>
-                <w:i w:val="0"/>
-                <w:color w:val="16A34A"/>
-                <w:sz w:val="16"/>
-              </w:rPr>
-              <w:t>—</w:t>
-            </w:r>
-          </w:p>
-        </w:tc>
-        <w:tc>
-          <w:tcPr>
-            <w:tcW w:type="dxa" w:w="1191"/>
-          </w:tcPr>
-          <w:p>
-            <w:r>
-              <w:rPr>
-                <w:b w:val="0"/>
-                <w:i w:val="0"/>
-                <w:color w:val="64748B"/>
-                <w:sz w:val="16"/>
-              </w:rPr>
-              <w:t>GT-CQ</w:t>
-            </w:r>
-          </w:p>
-        </w:tc>
-        <w:tc>
-          <w:tcPr>
-            <w:tcW w:type="dxa" w:w="4706"/>
-          </w:tcPr>
-          <w:p>
-            <w:r>
-              <w:rPr>
-                <w:b w:val="0"/>
-                <w:i w:val="0"/>
-                <w:sz w:val="17"/>
-              </w:rPr>
-              <w:t>veuillez, s'il vous plait, confirmer les frais de scolarité ( 1000 FCFA) payée de Mamadou  sylla sagna avec le QG ou apporter les corrections nécessaires.</w:t>
-            </w:r>
-          </w:p>
-        </w:tc>
-      </w:tr>
-      <w:tr>
-        <w:tc>
-          <w:tcPr>
-            <w:tcW w:type="dxa" w:w="964"/>
-          </w:tcPr>
-          <w:p>
-            <w:r>
-              <w:rPr>
-                <w:b/>
-                <w:i w:val="0"/>
-                <w:color w:val="EA580C"/>
-                <w:sz w:val="16"/>
-              </w:rPr>
-              <w:t>Moyenne</w:t>
-            </w:r>
-          </w:p>
-        </w:tc>
-        <w:tc>
-          <w:tcPr>
-            <w:tcW w:type="dxa" w:w="1247"/>
-          </w:tcPr>
-          <w:p>
-            <w:r>
-              <w:rPr>
-                <w:b/>
-                <w:i w:val="0"/>
-                <w:sz w:val="16"/>
-              </w:rPr>
-              <w:t>S02</w:t>
-              <w:br/>
-            </w:r>
-            <w:r>
-              <w:rPr>
-                <w:b w:val="0"/>
-                <w:i w:val="0"/>
-                <w:color w:val="64748B"/>
-                <w:sz w:val="14"/>
-              </w:rPr>
-              <w:t>Éducation</w:t>
-            </w:r>
-          </w:p>
-        </w:tc>
-        <w:tc>
-          <w:tcPr>
-            <w:tcW w:type="dxa" w:w="1531"/>
-          </w:tcPr>
-          <w:p>
-            <w:r>
-              <w:rPr>
-                <w:b/>
-                <w:i w:val="0"/>
-                <w:color w:val="16A34A"/>
-                <w:sz w:val="16"/>
-              </w:rPr>
-              <w:t>—</w:t>
-            </w:r>
-          </w:p>
-        </w:tc>
-        <w:tc>
-          <w:tcPr>
-            <w:tcW w:type="dxa" w:w="1191"/>
-          </w:tcPr>
-          <w:p>
-            <w:r>
-              <w:rPr>
-                <w:b w:val="0"/>
-                <w:i w:val="0"/>
-                <w:color w:val="64748B"/>
-                <w:sz w:val="16"/>
-              </w:rPr>
-              <w:t>GT-CQ</w:t>
-            </w:r>
-          </w:p>
-        </w:tc>
-        <w:tc>
-          <w:tcPr>
-            <w:tcW w:type="dxa" w:w="4706"/>
-          </w:tcPr>
-          <w:p>
-            <w:r>
-              <w:rPr>
-                <w:b w:val="0"/>
-                <w:i w:val="0"/>
-                <w:sz w:val="17"/>
-              </w:rPr>
-              <w:t>Attention!!! le montant payé de Mamadou  sylla sagna pour la cotisation est de 300 FCFA qui semble faible.</w:t>
-            </w:r>
-          </w:p>
-        </w:tc>
-      </w:tr>
-      <w:tr>
-        <w:tc>
-          <w:tcPr>
-            <w:tcW w:type="dxa" w:w="964"/>
-          </w:tcPr>
-          <w:p>
-            <w:r>
-              <w:rPr>
-                <w:b/>
-                <w:i w:val="0"/>
-                <w:color w:val="EA580C"/>
-                <w:sz w:val="16"/>
-              </w:rPr>
-              <w:t>Moyenne</w:t>
-            </w:r>
-          </w:p>
-        </w:tc>
-        <w:tc>
-          <w:tcPr>
-            <w:tcW w:type="dxa" w:w="1247"/>
-          </w:tcPr>
-          <w:p>
-            <w:r>
-              <w:rPr>
-                <w:b/>
-                <w:i w:val="0"/>
-                <w:sz w:val="16"/>
-              </w:rPr>
-              <w:t>S02</w:t>
-              <w:br/>
-            </w:r>
-            <w:r>
-              <w:rPr>
-                <w:b w:val="0"/>
-                <w:i w:val="0"/>
-                <w:color w:val="64748B"/>
-                <w:sz w:val="14"/>
-              </w:rPr>
-              <w:t>Éducation</w:t>
-            </w:r>
-          </w:p>
-        </w:tc>
-        <w:tc>
-          <w:tcPr>
-            <w:tcW w:type="dxa" w:w="1531"/>
-          </w:tcPr>
-          <w:p>
-            <w:r>
-              <w:rPr>
-                <w:b/>
-                <w:i w:val="0"/>
-                <w:color w:val="16A34A"/>
-                <w:sz w:val="16"/>
-              </w:rPr>
-              <w:t>s01q63, s00q04, s02q25, s01q00b, s02q17_2, s02q15_2</w:t>
-            </w:r>
-          </w:p>
-        </w:tc>
-        <w:tc>
-          <w:tcPr>
-            <w:tcW w:type="dxa" w:w="1191"/>
-          </w:tcPr>
-          <w:p>
-            <w:r>
-              <w:rPr>
-                <w:b w:val="0"/>
-                <w:i w:val="0"/>
-                <w:color w:val="64748B"/>
-                <w:sz w:val="16"/>
-              </w:rPr>
-              <w:t>GT-CQ</w:t>
-            </w:r>
-          </w:p>
-        </w:tc>
-        <w:tc>
-          <w:tcPr>
-            <w:tcW w:type="dxa" w:w="4706"/>
-          </w:tcPr>
-          <w:p>
-            <w:r>
-              <w:rPr>
-                <w:b w:val="0"/>
-                <w:i w:val="0"/>
-                <w:sz w:val="17"/>
-              </w:rPr>
-              <w:t>Dans les milieux urbains c'est peu probable de voir une école dont les élèves ou étudiants ne dépensent pas en frais d'uniformes, prière de verifier pour Mamadou  sylla sagna qui fréquente 3ème année de Primaire et corriger ou confirmer avec le QG.</w:t>
-            </w:r>
-          </w:p>
-        </w:tc>
-      </w:tr>
-      <w:tr>
-        <w:tc>
-          <w:tcPr>
-            <w:tcW w:type="dxa" w:w="964"/>
-          </w:tcPr>
-          <w:p>
-            <w:r>
-              <w:rPr>
-                <w:b/>
-                <w:i w:val="0"/>
-                <w:color w:val="EA580C"/>
-                <w:sz w:val="16"/>
-              </w:rPr>
-              <w:t>Moyenne</w:t>
-            </w:r>
-          </w:p>
-        </w:tc>
-        <w:tc>
-          <w:tcPr>
-            <w:tcW w:type="dxa" w:w="1247"/>
-          </w:tcPr>
-          <w:p>
-            <w:r>
-              <w:rPr>
-                <w:b/>
-                <w:i w:val="0"/>
-                <w:sz w:val="16"/>
-              </w:rPr>
-              <w:t>S02</w:t>
-              <w:br/>
-            </w:r>
-            <w:r>
-              <w:rPr>
-                <w:b w:val="0"/>
-                <w:i w:val="0"/>
-                <w:color w:val="64748B"/>
-                <w:sz w:val="14"/>
-              </w:rPr>
-              <w:t>Éducation</w:t>
-            </w:r>
-          </w:p>
-        </w:tc>
-        <w:tc>
-          <w:tcPr>
-            <w:tcW w:type="dxa" w:w="1531"/>
-          </w:tcPr>
-          <w:p>
-            <w:r>
-              <w:rPr>
-                <w:b/>
-                <w:i w:val="0"/>
-                <w:color w:val="16A34A"/>
-                <w:sz w:val="16"/>
-              </w:rPr>
-              <w:t>—</w:t>
-            </w:r>
-          </w:p>
-        </w:tc>
-        <w:tc>
-          <w:tcPr>
-            <w:tcW w:type="dxa" w:w="1191"/>
-          </w:tcPr>
-          <w:p>
-            <w:r>
-              <w:rPr>
-                <w:b w:val="0"/>
-                <w:i w:val="0"/>
-                <w:color w:val="64748B"/>
-                <w:sz w:val="16"/>
-              </w:rPr>
-              <w:t>GT-CQ</w:t>
-            </w:r>
-          </w:p>
-        </w:tc>
-        <w:tc>
-          <w:tcPr>
-            <w:tcW w:type="dxa" w:w="4706"/>
-          </w:tcPr>
-          <w:p>
-            <w:r>
-              <w:rPr>
-                <w:b w:val="0"/>
-                <w:i w:val="0"/>
-                <w:sz w:val="17"/>
-              </w:rPr>
-              <w:t>veuillez, s'il vous plait, confirmer les frais de scolarité ( 1000 FCFA) payée de Maïmouna  Sagna avec le QG ou apporter les corrections nécessaires.</w:t>
-            </w:r>
-          </w:p>
-        </w:tc>
-      </w:tr>
-      <w:tr>
-        <w:tc>
-          <w:tcPr>
-            <w:tcW w:type="dxa" w:w="964"/>
-          </w:tcPr>
-          <w:p>
-            <w:r>
-              <w:rPr>
-                <w:b/>
-                <w:i w:val="0"/>
-                <w:color w:val="EA580C"/>
-                <w:sz w:val="16"/>
-              </w:rPr>
-              <w:t>Moyenne</w:t>
-            </w:r>
-          </w:p>
-        </w:tc>
-        <w:tc>
-          <w:tcPr>
-            <w:tcW w:type="dxa" w:w="1247"/>
-          </w:tcPr>
-          <w:p>
-            <w:r>
-              <w:rPr>
-                <w:b/>
-                <w:i w:val="0"/>
-                <w:sz w:val="16"/>
-              </w:rPr>
-              <w:t>S02</w:t>
-              <w:br/>
-            </w:r>
-            <w:r>
-              <w:rPr>
-                <w:b w:val="0"/>
-                <w:i w:val="0"/>
-                <w:color w:val="64748B"/>
-                <w:sz w:val="14"/>
-              </w:rPr>
-              <w:t>Éducation</w:t>
-            </w:r>
-          </w:p>
-        </w:tc>
-        <w:tc>
-          <w:tcPr>
-            <w:tcW w:type="dxa" w:w="1531"/>
-          </w:tcPr>
-          <w:p>
-            <w:r>
-              <w:rPr>
-                <w:b/>
-                <w:i w:val="0"/>
-                <w:color w:val="16A34A"/>
-                <w:sz w:val="16"/>
-              </w:rPr>
-              <w:t>s01q63, s00q04, s02q25, s01q00b, s02q17_2, s02q15_2</w:t>
-            </w:r>
-          </w:p>
-        </w:tc>
-        <w:tc>
-          <w:tcPr>
-            <w:tcW w:type="dxa" w:w="1191"/>
-          </w:tcPr>
-          <w:p>
-            <w:r>
-              <w:rPr>
-                <w:b w:val="0"/>
-                <w:i w:val="0"/>
-                <w:color w:val="64748B"/>
-                <w:sz w:val="16"/>
-              </w:rPr>
-              <w:t>GT-CQ</w:t>
-            </w:r>
-          </w:p>
-        </w:tc>
-        <w:tc>
-          <w:tcPr>
-            <w:tcW w:type="dxa" w:w="4706"/>
-          </w:tcPr>
-          <w:p>
-            <w:r>
-              <w:rPr>
-                <w:b w:val="0"/>
-                <w:i w:val="0"/>
-                <w:sz w:val="17"/>
-              </w:rPr>
-              <w:t>Dans les milieux urbains c'est peu probable de voir une école dont les élèves ou étudiants ne dépensent pas en frais d'uniformes, prière de verifier pour Maïmouna  Sagna qui fréquente 6ème année de Primaire et corriger ou confirmer avec le QG.</w:t>
-            </w:r>
-          </w:p>
-        </w:tc>
-      </w:tr>
-      <w:tr>
-        <w:tc>
-          <w:tcPr>
-            <w:tcW w:type="dxa" w:w="964"/>
-          </w:tcPr>
-          <w:p>
-            <w:r>
-              <w:rPr>
-                <w:b/>
-                <w:i w:val="0"/>
-                <w:color w:val="EA580C"/>
-                <w:sz w:val="16"/>
-              </w:rPr>
-              <w:t>Moyenne</w:t>
-            </w:r>
-          </w:p>
-        </w:tc>
-        <w:tc>
-          <w:tcPr>
-            <w:tcW w:type="dxa" w:w="1247"/>
-          </w:tcPr>
-          <w:p>
-            <w:r>
-              <w:rPr>
-                <w:b/>
-                <w:i w:val="0"/>
-                <w:sz w:val="16"/>
-              </w:rPr>
-              <w:t>S02</w:t>
-              <w:br/>
-            </w:r>
-            <w:r>
-              <w:rPr>
-                <w:b w:val="0"/>
-                <w:i w:val="0"/>
-                <w:color w:val="64748B"/>
-                <w:sz w:val="14"/>
-              </w:rPr>
-              <w:t>Éducation</w:t>
-            </w:r>
-          </w:p>
-        </w:tc>
-        <w:tc>
-          <w:tcPr>
-            <w:tcW w:type="dxa" w:w="1531"/>
-          </w:tcPr>
-          <w:p>
-            <w:r>
-              <w:rPr>
-                <w:b/>
-                <w:i w:val="0"/>
-                <w:color w:val="16A34A"/>
-                <w:sz w:val="16"/>
-              </w:rPr>
-              <w:t>—</w:t>
-            </w:r>
-          </w:p>
-        </w:tc>
-        <w:tc>
-          <w:tcPr>
-            <w:tcW w:type="dxa" w:w="1191"/>
-          </w:tcPr>
-          <w:p>
-            <w:r>
-              <w:rPr>
-                <w:b w:val="0"/>
-                <w:i w:val="0"/>
-                <w:color w:val="64748B"/>
-                <w:sz w:val="16"/>
-              </w:rPr>
-              <w:t>GT-CQ</w:t>
-            </w:r>
-          </w:p>
-        </w:tc>
-        <w:tc>
-          <w:tcPr>
-            <w:tcW w:type="dxa" w:w="4706"/>
-          </w:tcPr>
-          <w:p>
-            <w:r>
-              <w:rPr>
-                <w:b w:val="0"/>
-                <w:i w:val="0"/>
-                <w:sz w:val="17"/>
-              </w:rPr>
-              <w:t>veuillez, s'il vous plait, confirmer les frais de scolarité ( 1000 FCFA) payée de Mouhamadou Sagna avec le QG ou apporter les corrections nécessaires.</w:t>
-            </w:r>
-          </w:p>
-        </w:tc>
-      </w:tr>
-      <w:tr>
-        <w:tc>
-          <w:tcPr>
-            <w:tcW w:type="dxa" w:w="964"/>
-          </w:tcPr>
-          <w:p>
-            <w:r>
-              <w:rPr>
-                <w:b/>
-                <w:i w:val="0"/>
-                <w:color w:val="EA580C"/>
-                <w:sz w:val="16"/>
-              </w:rPr>
-              <w:t>Moyenne</w:t>
-            </w:r>
-          </w:p>
-        </w:tc>
-        <w:tc>
-          <w:tcPr>
-            <w:tcW w:type="dxa" w:w="1247"/>
-          </w:tcPr>
-          <w:p>
-            <w:r>
-              <w:rPr>
-                <w:b/>
-                <w:i w:val="0"/>
-                <w:sz w:val="16"/>
-              </w:rPr>
-              <w:t>S02</w:t>
-              <w:br/>
-            </w:r>
-            <w:r>
-              <w:rPr>
-                <w:b w:val="0"/>
-                <w:i w:val="0"/>
-                <w:color w:val="64748B"/>
-                <w:sz w:val="14"/>
-              </w:rPr>
-              <w:t>Éducation</w:t>
-            </w:r>
-          </w:p>
-        </w:tc>
-        <w:tc>
-          <w:tcPr>
-            <w:tcW w:type="dxa" w:w="1531"/>
-          </w:tcPr>
-          <w:p>
-            <w:r>
-              <w:rPr>
-                <w:b/>
-                <w:i w:val="0"/>
-                <w:color w:val="16A34A"/>
-                <w:sz w:val="16"/>
-              </w:rPr>
-              <w:t>s01q63, s00q04, s02q25, s01q00b, s02q17_2, s02q15_2</w:t>
-            </w:r>
-          </w:p>
-        </w:tc>
-        <w:tc>
-          <w:tcPr>
-            <w:tcW w:type="dxa" w:w="1191"/>
-          </w:tcPr>
-          <w:p>
-            <w:r>
-              <w:rPr>
-                <w:b w:val="0"/>
-                <w:i w:val="0"/>
-                <w:color w:val="64748B"/>
-                <w:sz w:val="16"/>
-              </w:rPr>
-              <w:t>GT-CQ</w:t>
-            </w:r>
-          </w:p>
-        </w:tc>
-        <w:tc>
-          <w:tcPr>
-            <w:tcW w:type="dxa" w:w="4706"/>
-          </w:tcPr>
-          <w:p>
-            <w:r>
-              <w:rPr>
-                <w:b w:val="0"/>
-                <w:i w:val="0"/>
-                <w:sz w:val="17"/>
-              </w:rPr>
-              <w:t>Dans les milieux urbains c'est peu probable de voir une école dont les élèves ou étudiants ne dépensent pas en frais d'uniformes, prière de verifier pour Mouhamadou Sagna qui fréquente 5ème année de Primaire et corriger ou confirmer avec le QG.</w:t>
-            </w:r>
-          </w:p>
-        </w:tc>
-      </w:tr>
-      <w:tr>
-        <w:tc>
-          <w:tcPr>
-            <w:tcW w:type="dxa" w:w="964"/>
-          </w:tcPr>
-          <w:p>
-            <w:r>
-              <w:rPr>
-                <w:b/>
-                <w:i w:val="0"/>
-                <w:color w:val="EA580C"/>
-                <w:sz w:val="16"/>
-              </w:rPr>
-              <w:t>Moyenne</w:t>
-            </w:r>
-          </w:p>
-        </w:tc>
-        <w:tc>
-          <w:tcPr>
-            <w:tcW w:type="dxa" w:w="1247"/>
-          </w:tcPr>
-          <w:p>
-            <w:r>
-              <w:rPr>
-                <w:b/>
-                <w:i w:val="0"/>
-                <w:sz w:val="16"/>
-              </w:rPr>
-              <w:t>S02</w:t>
-              <w:br/>
-            </w:r>
-            <w:r>
-              <w:rPr>
-                <w:b w:val="0"/>
-                <w:i w:val="0"/>
-                <w:color w:val="64748B"/>
-                <w:sz w:val="14"/>
-              </w:rPr>
-              <w:t>Éducation</w:t>
-            </w:r>
-          </w:p>
-        </w:tc>
-        <w:tc>
-          <w:tcPr>
-            <w:tcW w:type="dxa" w:w="1531"/>
-          </w:tcPr>
-          <w:p>
-            <w:r>
-              <w:rPr>
-                <w:b/>
-                <w:i w:val="0"/>
-                <w:color w:val="16A34A"/>
-                <w:sz w:val="16"/>
-              </w:rPr>
-              <w:t>—</w:t>
-            </w:r>
-          </w:p>
-        </w:tc>
-        <w:tc>
-          <w:tcPr>
-            <w:tcW w:type="dxa" w:w="1191"/>
-          </w:tcPr>
-          <w:p>
-            <w:r>
-              <w:rPr>
-                <w:b w:val="0"/>
-                <w:i w:val="0"/>
-                <w:color w:val="64748B"/>
-                <w:sz w:val="16"/>
-              </w:rPr>
-              <w:t>GT-CQ</w:t>
-            </w:r>
-          </w:p>
-        </w:tc>
-        <w:tc>
-          <w:tcPr>
-            <w:tcW w:type="dxa" w:w="4706"/>
-          </w:tcPr>
-          <w:p>
-            <w:r>
-              <w:rPr>
-                <w:b w:val="0"/>
-                <w:i w:val="0"/>
-                <w:sz w:val="17"/>
-              </w:rPr>
-              <w:t>veuillez, s'il vous plait, confirmer les frais de scolarité ( 1000 FCFA) payée de Ousmane Sagna avec le QG ou apporter les corrections nécessaires.</w:t>
-            </w:r>
-          </w:p>
-        </w:tc>
-      </w:tr>
-      <w:tr>
-        <w:tc>
-          <w:tcPr>
-            <w:tcW w:type="dxa" w:w="964"/>
-          </w:tcPr>
-          <w:p>
-            <w:r>
-              <w:rPr>
-                <w:b/>
-                <w:i w:val="0"/>
-                <w:color w:val="EA580C"/>
-                <w:sz w:val="16"/>
-              </w:rPr>
-              <w:t>Moyenne</w:t>
-            </w:r>
-          </w:p>
-        </w:tc>
-        <w:tc>
-          <w:tcPr>
-            <w:tcW w:type="dxa" w:w="1247"/>
-          </w:tcPr>
-          <w:p>
-            <w:r>
-              <w:rPr>
-                <w:b/>
-                <w:i w:val="0"/>
-                <w:sz w:val="16"/>
-              </w:rPr>
-              <w:t>S02</w:t>
-              <w:br/>
-            </w:r>
-            <w:r>
-              <w:rPr>
-                <w:b w:val="0"/>
-                <w:i w:val="0"/>
-                <w:color w:val="64748B"/>
-                <w:sz w:val="14"/>
-              </w:rPr>
-              <w:t>Éducation</w:t>
-            </w:r>
-          </w:p>
-        </w:tc>
-        <w:tc>
-          <w:tcPr>
-            <w:tcW w:type="dxa" w:w="1531"/>
-          </w:tcPr>
-          <w:p>
-            <w:r>
-              <w:rPr>
-                <w:b/>
-                <w:i w:val="0"/>
-                <w:color w:val="16A34A"/>
-                <w:sz w:val="16"/>
-              </w:rPr>
-              <w:t>s01q63, s00q04, s02q25, s01q00b, s02q17_2, s02q15_2</w:t>
-            </w:r>
-          </w:p>
-        </w:tc>
-        <w:tc>
-          <w:tcPr>
-            <w:tcW w:type="dxa" w:w="1191"/>
-          </w:tcPr>
-          <w:p>
-            <w:r>
-              <w:rPr>
-                <w:b w:val="0"/>
-                <w:i w:val="0"/>
-                <w:color w:val="64748B"/>
-                <w:sz w:val="16"/>
-              </w:rPr>
-              <w:t>GT-CQ</w:t>
-            </w:r>
-          </w:p>
-        </w:tc>
-        <w:tc>
-          <w:tcPr>
-            <w:tcW w:type="dxa" w:w="4706"/>
-          </w:tcPr>
-          <w:p>
-            <w:r>
-              <w:rPr>
-                <w:b w:val="0"/>
-                <w:i w:val="0"/>
-                <w:sz w:val="17"/>
-              </w:rPr>
               <w:t>Dans les milieux urbains c'est peu probable de voir une école dont les élèves ou étudiants ne dépensent pas en frais d'uniformes, prière de verifier pour Ousmane Sagna qui fréquente 2ème année de Primaire et corriger ou confirmer avec le QG.</w:t>
-            </w:r>
-          </w:p>
-        </w:tc>
-      </w:tr>
-      <w:tr>
-        <w:tc>
-          <w:tcPr>
-            <w:tcW w:type="dxa" w:w="964"/>
-          </w:tcPr>
-          <w:p>
-            <w:r>
-              <w:rPr>
-                <w:b/>
-                <w:i w:val="0"/>
-                <w:color w:val="EA580C"/>
-                <w:sz w:val="16"/>
-              </w:rPr>
-              <w:t>Moyenne</w:t>
-            </w:r>
-          </w:p>
-        </w:tc>
-        <w:tc>
-          <w:tcPr>
-            <w:tcW w:type="dxa" w:w="1247"/>
-          </w:tcPr>
-          <w:p>
-            <w:r>
-              <w:rPr>
-                <w:b/>
-                <w:i w:val="0"/>
-                <w:sz w:val="16"/>
-              </w:rPr>
-              <w:t>S02</w:t>
-              <w:br/>
-            </w:r>
-            <w:r>
-              <w:rPr>
-                <w:b w:val="0"/>
-                <w:i w:val="0"/>
-                <w:color w:val="64748B"/>
-                <w:sz w:val="14"/>
-              </w:rPr>
-              <w:t>Éducation</w:t>
-            </w:r>
-          </w:p>
-        </w:tc>
-        <w:tc>
-          <w:tcPr>
-            <w:tcW w:type="dxa" w:w="1531"/>
-          </w:tcPr>
-          <w:p>
-            <w:r>
-              <w:rPr>
-                <w:b/>
-                <w:i w:val="0"/>
-                <w:color w:val="16A34A"/>
-                <w:sz w:val="16"/>
-              </w:rPr>
-              <w:t>—</w:t>
-            </w:r>
-          </w:p>
-        </w:tc>
-        <w:tc>
-          <w:tcPr>
-            <w:tcW w:type="dxa" w:w="1191"/>
-          </w:tcPr>
-          <w:p>
-            <w:r>
-              <w:rPr>
-                <w:b w:val="0"/>
-                <w:i w:val="0"/>
-                <w:color w:val="64748B"/>
-                <w:sz w:val="16"/>
-              </w:rPr>
-              <w:t>GT-CQ</w:t>
-            </w:r>
-          </w:p>
-        </w:tc>
-        <w:tc>
-          <w:tcPr>
-            <w:tcW w:type="dxa" w:w="4706"/>
-          </w:tcPr>
-          <w:p>
-            <w:r>
-              <w:rPr>
-                <w:b w:val="0"/>
-                <w:i w:val="0"/>
-                <w:sz w:val="17"/>
-              </w:rPr>
-              <w:t>veuillez, s'il vous plait, confirmer les frais de scolarité ( 5000 FCFA) payée de Baboucar Badji avec le QG ou apporter les corrections nécessaires.</w:t>
-            </w:r>
-          </w:p>
-        </w:tc>
-      </w:tr>
-      <w:tr>
-        <w:tc>
-          <w:tcPr>
-            <w:tcW w:type="dxa" w:w="964"/>
-          </w:tcPr>
-          <w:p>
-            <w:r>
-              <w:rPr>
-                <w:b/>
-                <w:i w:val="0"/>
-                <w:color w:val="EA580C"/>
-                <w:sz w:val="16"/>
-              </w:rPr>
-              <w:t>Moyenne</w:t>
-            </w:r>
-          </w:p>
-        </w:tc>
-        <w:tc>
-          <w:tcPr>
-            <w:tcW w:type="dxa" w:w="1247"/>
-          </w:tcPr>
-          <w:p>
-            <w:r>
-              <w:rPr>
-                <w:b/>
-                <w:i w:val="0"/>
-                <w:sz w:val="16"/>
-              </w:rPr>
-              <w:t>S02</w:t>
-              <w:br/>
-            </w:r>
-            <w:r>
-              <w:rPr>
-                <w:b w:val="0"/>
-                <w:i w:val="0"/>
-                <w:color w:val="64748B"/>
-                <w:sz w:val="14"/>
-              </w:rPr>
-              <w:t>Éducation</w:t>
-            </w:r>
-          </w:p>
-        </w:tc>
-        <w:tc>
-          <w:tcPr>
-            <w:tcW w:type="dxa" w:w="1531"/>
-          </w:tcPr>
-          <w:p>
-            <w:r>
-              <w:rPr>
-                <w:b/>
-                <w:i w:val="0"/>
-                <w:color w:val="16A34A"/>
-                <w:sz w:val="16"/>
-              </w:rPr>
-              <w:t>—</w:t>
-            </w:r>
-          </w:p>
-        </w:tc>
-        <w:tc>
-          <w:tcPr>
-            <w:tcW w:type="dxa" w:w="1191"/>
-          </w:tcPr>
-          <w:p>
-            <w:r>
-              <w:rPr>
-                <w:b w:val="0"/>
-                <w:i w:val="0"/>
-                <w:color w:val="64748B"/>
-                <w:sz w:val="16"/>
-              </w:rPr>
-              <w:t>GT-CQ</w:t>
-            </w:r>
-          </w:p>
-        </w:tc>
-        <w:tc>
-          <w:tcPr>
-            <w:tcW w:type="dxa" w:w="4706"/>
-          </w:tcPr>
-          <w:p>
-            <w:r>
-              <w:rPr>
-                <w:b w:val="0"/>
-                <w:i w:val="0"/>
-                <w:sz w:val="17"/>
-              </w:rPr>
-              <w:t>veuillez, s'il vous plait, confirmer les frais de scolarité ( 5000 FCFA) payée de Demba Pierre  sagna avec le QG ou apporter les corrections nécessaires.</w:t>
-            </w:r>
-          </w:p>
-        </w:tc>
-      </w:tr>
-      <w:tr>
-        <w:tc>
-          <w:tcPr>
-            <w:tcW w:type="dxa" w:w="964"/>
-          </w:tcPr>
-          <w:p>
-            <w:r>
-              <w:rPr>
-                <w:b/>
-                <w:i w:val="0"/>
-                <w:color w:val="EA580C"/>
-                <w:sz w:val="16"/>
-              </w:rPr>
-              <w:t>Moyenne</w:t>
-            </w:r>
-          </w:p>
-        </w:tc>
-        <w:tc>
-          <w:tcPr>
-            <w:tcW w:type="dxa" w:w="1247"/>
-          </w:tcPr>
-          <w:p>
-            <w:r>
-              <w:rPr>
-                <w:b/>
-                <w:i w:val="0"/>
-                <w:sz w:val="16"/>
-              </w:rPr>
-              <w:t>S02</w:t>
-              <w:br/>
-            </w:r>
-            <w:r>
-              <w:rPr>
-                <w:b w:val="0"/>
-                <w:i w:val="0"/>
-                <w:color w:val="64748B"/>
-                <w:sz w:val="14"/>
-              </w:rPr>
-              <w:t>Éducation</w:t>
-            </w:r>
-          </w:p>
-        </w:tc>
-        <w:tc>
-          <w:tcPr>
-            <w:tcW w:type="dxa" w:w="1531"/>
-          </w:tcPr>
-          <w:p>
-            <w:r>
-              <w:rPr>
-                <w:b/>
-                <w:i w:val="0"/>
-                <w:color w:val="16A34A"/>
-                <w:sz w:val="16"/>
-              </w:rPr>
-              <w:t>—</w:t>
-            </w:r>
-          </w:p>
-        </w:tc>
-        <w:tc>
-          <w:tcPr>
-            <w:tcW w:type="dxa" w:w="1191"/>
-          </w:tcPr>
-          <w:p>
-            <w:r>
-              <w:rPr>
-                <w:b w:val="0"/>
-                <w:i w:val="0"/>
-                <w:color w:val="64748B"/>
-                <w:sz w:val="16"/>
-              </w:rPr>
-              <w:t>GT-CQ</w:t>
-            </w:r>
-          </w:p>
-        </w:tc>
-        <w:tc>
-          <w:tcPr>
-            <w:tcW w:type="dxa" w:w="4706"/>
-          </w:tcPr>
-          <w:p>
-            <w:r>
-              <w:rPr>
-                <w:b w:val="0"/>
-                <w:i w:val="0"/>
-                <w:sz w:val="17"/>
-              </w:rPr>
-              <w:t>veuillez, s'il vous plait, confirmer les frais de scolarité ( 5000 FCFA) payée de Gorgui samba Sagna avec le QG ou apporter les corrections nécessaires.</w:t>
-            </w:r>
-          </w:p>
-        </w:tc>
-      </w:tr>
-      <w:tr>
-        <w:tc>
-          <w:tcPr>
-            <w:tcW w:type="dxa" w:w="964"/>
-          </w:tcPr>
-          <w:p>
-            <w:r>
-              <w:rPr>
-                <w:b/>
-                <w:i w:val="0"/>
-                <w:color w:val="EA580C"/>
-                <w:sz w:val="16"/>
-              </w:rPr>
-              <w:t>Moyenne</w:t>
-            </w:r>
-          </w:p>
-        </w:tc>
-        <w:tc>
-          <w:tcPr>
-            <w:tcW w:type="dxa" w:w="1247"/>
-          </w:tcPr>
-          <w:p>
-            <w:r>
-              <w:rPr>
-                <w:b/>
-                <w:i w:val="0"/>
-                <w:sz w:val="16"/>
-              </w:rPr>
-              <w:t>S02</w:t>
-              <w:br/>
-            </w:r>
-            <w:r>
-              <w:rPr>
-                <w:b w:val="0"/>
-                <w:i w:val="0"/>
-                <w:color w:val="64748B"/>
-                <w:sz w:val="14"/>
-              </w:rPr>
-              <w:t>Éducation</w:t>
-            </w:r>
-          </w:p>
-        </w:tc>
-        <w:tc>
-          <w:tcPr>
-            <w:tcW w:type="dxa" w:w="1531"/>
-          </w:tcPr>
-          <w:p>
-            <w:r>
-              <w:rPr>
-                <w:b/>
-                <w:i w:val="0"/>
-                <w:color w:val="16A34A"/>
-                <w:sz w:val="16"/>
-              </w:rPr>
-              <w:t>—</w:t>
-            </w:r>
-          </w:p>
-        </w:tc>
-        <w:tc>
-          <w:tcPr>
-            <w:tcW w:type="dxa" w:w="1191"/>
-          </w:tcPr>
-          <w:p>
-            <w:r>
-              <w:rPr>
-                <w:b w:val="0"/>
-                <w:i w:val="0"/>
-                <w:color w:val="64748B"/>
-                <w:sz w:val="16"/>
-              </w:rPr>
-              <w:t>GT-CQ</w:t>
-            </w:r>
-          </w:p>
-        </w:tc>
-        <w:tc>
-          <w:tcPr>
-            <w:tcW w:type="dxa" w:w="4706"/>
-          </w:tcPr>
-          <w:p>
-            <w:r>
-              <w:rPr>
-                <w:b w:val="0"/>
-                <w:i w:val="0"/>
-                <w:sz w:val="17"/>
-              </w:rPr>
-              <w:t>veuillez, s'il vous plait, confirmer les frais de scolarité ( 5000 FCFA) payée de Sadio Sagna avec le QG ou apporter les corrections nécessaires.</w:t>
-            </w:r>
-          </w:p>
-        </w:tc>
-      </w:tr>
-      <w:tr>
-        <w:tc>
-          <w:tcPr>
-            <w:tcW w:type="dxa" w:w="964"/>
-          </w:tcPr>
-          <w:p>
-            <w:r>
-              <w:rPr>
-                <w:b/>
-                <w:i w:val="0"/>
-                <w:color w:val="EA580C"/>
-                <w:sz w:val="16"/>
-              </w:rPr>
-              <w:t>Moyenne</w:t>
-            </w:r>
-          </w:p>
-        </w:tc>
-        <w:tc>
-          <w:tcPr>
-            <w:tcW w:type="dxa" w:w="1247"/>
-          </w:tcPr>
-          <w:p>
-            <w:r>
-              <w:rPr>
-                <w:b/>
-                <w:i w:val="0"/>
-                <w:sz w:val="16"/>
-              </w:rPr>
-              <w:t>S02</w:t>
-              <w:br/>
-            </w:r>
-            <w:r>
-              <w:rPr>
-                <w:b w:val="0"/>
-                <w:i w:val="0"/>
-                <w:color w:val="64748B"/>
-                <w:sz w:val="14"/>
-              </w:rPr>
-              <w:t>Éducation</w:t>
-            </w:r>
-          </w:p>
-        </w:tc>
-        <w:tc>
-          <w:tcPr>
-            <w:tcW w:type="dxa" w:w="1531"/>
-          </w:tcPr>
-          <w:p>
-            <w:r>
-              <w:rPr>
-                <w:b/>
-                <w:i w:val="0"/>
-                <w:color w:val="16A34A"/>
-                <w:sz w:val="16"/>
-              </w:rPr>
-              <w:t>s01q63, s00q04, s02q25, s01q00b, s02q17_2, s02q15_2</w:t>
-            </w:r>
-          </w:p>
-        </w:tc>
-        <w:tc>
-          <w:tcPr>
-            <w:tcW w:type="dxa" w:w="1191"/>
-          </w:tcPr>
-          <w:p>
-            <w:r>
-              <w:rPr>
-                <w:b w:val="0"/>
-                <w:i w:val="0"/>
-                <w:color w:val="64748B"/>
-                <w:sz w:val="16"/>
-              </w:rPr>
-              <w:t>GT-CQ</w:t>
-            </w:r>
-          </w:p>
-        </w:tc>
-        <w:tc>
-          <w:tcPr>
-            <w:tcW w:type="dxa" w:w="4706"/>
-          </w:tcPr>
-          <w:p>
-            <w:r>
-              <w:rPr>
-                <w:b w:val="0"/>
-                <w:i w:val="0"/>
-                <w:sz w:val="17"/>
-              </w:rPr>
-              <w:t>Dans les milieux urbains c'est peu probable de voir une école dont les élèves ou étudiants ne dépensent pas en frais d'uniformes, prière de verifier pour Bocar Sagna qui fréquente 2ème année de Secondaire 1 (Moyen) Général et corriger ou confirmer avec le QG.</w:t>
             </w:r>
           </w:p>
         </w:tc>
